--- a/2do Año/Psicología Evolutiva/3_Guias_de_Estudio/C22_Afrontamiento_Cursada_Guia.docx
+++ b/2do Año/Psicología Evolutiva/3_Guias_de_Estudio/C22_Afrontamiento_Cursada_Guia.docx
@@ -2,13 +2,13 @@
 <file path=word/document.xml><?xml version="1.0" encoding="utf-8"?>
 <w:document xmlns:w="http://schemas.openxmlformats.org/wordprocessingml/2006/main" xmlns:m="http://schemas.openxmlformats.org/officeDocument/2006/math" xmlns:r="http://schemas.openxmlformats.org/officeDocument/2006/relationships" xmlns:o="urn:schemas-microsoft-com:office:office" xmlns:v="urn:schemas-microsoft-com:vml" xmlns:w10="urn:schemas-microsoft-com:office:word" xmlns:a="http://schemas.openxmlformats.org/drawingml/2006/main" xmlns:pic="http://schemas.openxmlformats.org/drawingml/2006/picture" xmlns:wp="http://schemas.openxmlformats.org/drawingml/2006/wordprocessingDrawing">
   <w:body>
-    <w:bookmarkStart w:id="16" w:name="Xbd8be84d994c93eb6b103d0056dd7280aebfba4"/>
+    <w:bookmarkStart w:id="18" w:name="X779e771665821b93f668a6c37d5587698918311"/>
     <w:p>
       <w:pPr>
         <w:pStyle w:val="Heading1"/>
       </w:pPr>
       <w:r>
-        <w:t xml:space="preserve">C22 — Afrontamiento y comportamientos destructivos · Versión de cursada</w:t>
+        <w:t xml:space="preserve">C22 — Salud mental, afrontamiento y adaptación al envejecimiento · Versión de cursada</w:t>
       </w:r>
     </w:p>
     <w:p>
@@ -28,7 +28,7 @@
         <w:pStyle w:val="RecuadroFuente"/>
       </w:pPr>
       <w:r>
-        <w:t xml:space="preserve">• Papalia, D. E., Sterns, H. L., Feldman, R. D., &amp; Camp, C. J. (2009b). Salud mental, afrontamiento y adaptación al envejecimiento. En</w:t>
+        <w:t xml:space="preserve">• Cátedra de Psicología Evolutiva. (2026h).</w:t>
       </w:r>
       <w:r>
         <w:t xml:space="preserve"> </w:t>
@@ -38,6 +38,30 @@
           <w:i/>
           <w:iCs/>
         </w:rPr>
+        <w:t xml:space="preserve">Salud mental, afrontamiento y adaptación al envejecimiento</w:t>
+      </w:r>
+      <w:r>
+        <w:t xml:space="preserve"> </w:t>
+      </w:r>
+      <w:r>
+        <w:t xml:space="preserve">[Diapositivas de clase, unidad 10]. Universidad Favaloro.</w:t>
+      </w:r>
+    </w:p>
+    <w:p>
+      <w:pPr>
+        <w:pStyle w:val="RecuadroFuente"/>
+      </w:pPr>
+      <w:r>
+        <w:t xml:space="preserve">• Papalia, D. E., Sterns, H. L., Feldman, R. D., &amp; Camp, C. J. (2009b). Salud mental, afrontamiento y adaptación al envejecimiento. En</w:t>
+      </w:r>
+      <w:r>
+        <w:t xml:space="preserve"> </w:t>
+      </w:r>
+      <w:r>
+        <w:rPr>
+          <w:i/>
+          <w:iCs/>
+        </w:rPr>
         <w:t xml:space="preserve">Desarrollo del adulto y vejez</w:t>
       </w:r>
       <w:r>
@@ -62,12 +86,6 @@
         <w:t xml:space="preserve"> </w:t>
       </w:r>
       <w:r>
-        <w:t xml:space="preserve">esta es la</w:t>
-      </w:r>
-      <w:r>
-        <w:t xml:space="preserve"> </w:t>
-      </w:r>
-      <w:r>
         <w:rPr>
           <w:b/>
           <w:bCs/>
@@ -75,20 +93,10 @@
         <w:t xml:space="preserve">versión de cursada</w:t>
       </w:r>
       <w:r>
-        <w:t xml:space="preserve">, pero la clase (20/10)</w:t>
-      </w:r>
-      <w:r>
-        <w:t xml:space="preserve"> </w:t>
-      </w:r>
-      <w:r>
-        <w:rPr>
-          <w:b/>
-          <w:bCs/>
-        </w:rPr>
-        <w:t xml:space="preserve">todavía no se dictó</w:t>
-      </w:r>
-      <w:r>
-        <w:t xml:space="preserve">: no hay diapositivas ni apuntes, así que el recorte sigue solo el programa de la unidad 10: «afrontamiento de los cambios en el desarrollo; estilos de afrontamiento; comportamientos destructivos y efectos en la salud». Cuando tengas la presentación, ajustá el énfasis. Quedan afuera, y están en</w:t>
+        <w:t xml:space="preserve"> </w:t>
+      </w:r>
+      <w:r>
+        <w:t xml:space="preserve">(protocolo A): lo que se dio en la clase del 20/10 (diapositivas de la cátedra) y lo que pide el programa de la unidad 10 («afrontamiento de los cambios en el desarrollo; estilos de afrontamiento; comportamientos destructivos y efectos en la salud»). Sigue el orden de las diapositivas. Reemplaza a la versión provisoria anterior, hecha solo con el programa. Quedan afuera, y están en</w:t>
       </w:r>
       <w:r>
         <w:t xml:space="preserve"> </w:t>
@@ -100,7 +108,23 @@
         <w:t xml:space="preserve">C22_Afrontamiento_Guia.md</w:t>
       </w:r>
       <w:r>
-        <w:t xml:space="preserve">: el caso de Arthur Ashe en detalle, los recuadros (varones y roles familiares, Malasia, religión), los siete ajustes de Peck, la salud mental en la vejez (bienestar de Ryff, depresión, hipocondría, valoración de fortalezas) y las cifras de EE. UU. La</w:t>
+        <w:t xml:space="preserve">: el caso de Arthur Ashe, el modelo de</w:t>
+      </w:r>
+      <w:r>
+        <w:t xml:space="preserve"> </w:t>
+      </w:r>
+      <w:r>
+        <w:rPr>
+          <w:b/>
+          <w:bCs/>
+        </w:rPr>
+        <w:t xml:space="preserve">estilos</w:t>
+      </w:r>
+      <w:r>
+        <w:t xml:space="preserve"> </w:t>
+      </w:r>
+      <w:r>
+        <w:t xml:space="preserve">de afrontamiento de Vaillant (la cátedra presentó solo tres enfoques), los recuadros, el abuso infantil, el bienestar de Ryff, la depresión y la hipocondría en detalle, y las cifras de EE. UU. La</w:t>
       </w:r>
       <w:r>
         <w:t xml:space="preserve"> </w:t>
@@ -131,7 +155,7 @@
         <w:t xml:space="preserve"> </w:t>
       </w:r>
       <w:r>
-        <w:t xml:space="preserve">(§6), porque el programa la ubica en la unidad 9.</w:t>
+        <w:t xml:space="preserve">(§6).</w:t>
       </w:r>
     </w:p>
     <w:p>
@@ -149,17 +173,55 @@
         <w:t xml:space="preserve"> </w:t>
       </w:r>
       <w:r>
-        <w:rPr>
-          <w:b/>
-          <w:bCs/>
-        </w:rPr>
-        <w:t xml:space="preserve">Afrontar</w:t>
-      </w:r>
-      <w:r>
-        <w:t xml:space="preserve"> </w:t>
-      </w:r>
-      <w:r>
-        <w:t xml:space="preserve">es pensar o actuar para reducir el estrés. Los modelos van del más mecánico (</w:t>
+        <w:t xml:space="preserve">La</w:t>
+      </w:r>
+      <w:r>
+        <w:t xml:space="preserve"> </w:t>
+      </w:r>
+      <w:r>
+        <w:rPr>
+          <w:b/>
+          <w:bCs/>
+        </w:rPr>
+        <w:t xml:space="preserve">salud mental</w:t>
+      </w:r>
+      <w:r>
+        <w:t xml:space="preserve"> </w:t>
+      </w:r>
+      <w:r>
+        <w:t xml:space="preserve">es vivir de manera significativa con los recursos disponibles, y contra el estereotipo,</w:t>
+      </w:r>
+      <w:r>
+        <w:t xml:space="preserve"> </w:t>
+      </w:r>
+      <w:r>
+        <w:rPr>
+          <w:b/>
+          <w:bCs/>
+        </w:rPr>
+        <w:t xml:space="preserve">no se deteriora típicamente en la vejez</w:t>
+      </w:r>
+      <w:r>
+        <w:t xml:space="preserve">. El estrés es inevitable:</w:t>
+      </w:r>
+      <w:r>
+        <w:t xml:space="preserve"> </w:t>
+      </w:r>
+      <w:r>
+        <w:rPr>
+          <w:b/>
+          <w:bCs/>
+        </w:rPr>
+        <w:t xml:space="preserve">afrontar</w:t>
+      </w:r>
+      <w:r>
+        <w:t xml:space="preserve"> </w:t>
+      </w:r>
+      <w:r>
+        <w:t xml:space="preserve">es pensar o actuar para reducirlo. La cátedra presenta tres enfoques:</w:t>
+      </w:r>
+      <w:r>
+        <w:t xml:space="preserve"> </w:t>
       </w:r>
       <w:r>
         <w:rPr>
@@ -169,7 +231,10 @@
         <w:t xml:space="preserve">ambiental</w:t>
       </w:r>
       <w:r>
-        <w:t xml:space="preserve">: el estrés depende de cuántos cambios hay) al</w:t>
+        <w:t xml:space="preserve"> </w:t>
+      </w:r>
+      <w:r>
+        <w:t xml:space="preserve">(cuántos cambios hay),</w:t>
       </w:r>
       <w:r>
         <w:t xml:space="preserve"> </w:t>
@@ -185,23 +250,7 @@
         <w:t xml:space="preserve"> </w:t>
       </w:r>
       <w:r>
-        <w:t xml:space="preserve">(desesperanza aprendida), al de</w:t>
-      </w:r>
-      <w:r>
-        <w:t xml:space="preserve"> </w:t>
-      </w:r>
-      <w:r>
-        <w:rPr>
-          <w:b/>
-          <w:bCs/>
-        </w:rPr>
-        <w:t xml:space="preserve">estilos</w:t>
-      </w:r>
-      <w:r>
-        <w:t xml:space="preserve"> </w:t>
-      </w:r>
-      <w:r>
-        <w:t xml:space="preserve">(mecanismos más o menos maduros, Vaillant) y al de</w:t>
+        <w:t xml:space="preserve">(adaptaciones aprendidas) y</w:t>
       </w:r>
       <w:r>
         <w:t xml:space="preserve"> </w:t>
@@ -217,7 +266,7 @@
         <w:t xml:space="preserve"> </w:t>
       </w:r>
       <w:r>
-        <w:t xml:space="preserve">(Lazarus): un proceso dinámico, centrado en el</w:t>
+        <w:t xml:space="preserve">(Lazarus y Folkman: un proceso dinámico, centrado en el</w:t>
       </w:r>
       <w:r>
         <w:t xml:space="preserve"> </w:t>
@@ -246,20 +295,55 @@
         <w:t xml:space="preserve">emoción</w:t>
       </w:r>
       <w:r>
-        <w:t xml:space="preserve">, donde ninguna estrategia es buena o mala en sí. Afrontar el propio envejecimiento puede entenderse como desvinculación, actividad o</w:t>
-      </w:r>
-      <w:r>
-        <w:t xml:space="preserve"> </w:t>
-      </w:r>
-      <w:r>
-        <w:rPr>
-          <w:b/>
-          <w:bCs/>
-        </w:rPr>
-        <w:t xml:space="preserve">continuidad</w:t>
-      </w:r>
-      <w:r>
-        <w:t xml:space="preserve">. Cuando el afrontamiento falla aparecen</w:t>
+        <w:t xml:space="preserve">, donde ninguna estrategia es buena o mala en sí). El</w:t>
+      </w:r>
+      <w:r>
+        <w:t xml:space="preserve"> </w:t>
+      </w:r>
+      <w:r>
+        <w:rPr>
+          <w:b/>
+          <w:bCs/>
+        </w:rPr>
+        <w:t xml:space="preserve">envejecimiento exitoso</w:t>
+      </w:r>
+      <w:r>
+        <w:t xml:space="preserve"> </w:t>
+      </w:r>
+      <w:r>
+        <w:t xml:space="preserve">se explica con modelos</w:t>
+      </w:r>
+      <w:r>
+        <w:t xml:space="preserve"> </w:t>
+      </w:r>
+      <w:r>
+        <w:rPr>
+          <w:b/>
+          <w:bCs/>
+        </w:rPr>
+        <w:t xml:space="preserve">normativos</w:t>
+      </w:r>
+      <w:r>
+        <w:t xml:space="preserve"> </w:t>
+      </w:r>
+      <w:r>
+        <w:t xml:space="preserve">(Peck, desvinculación, actividad) y de</w:t>
+      </w:r>
+      <w:r>
+        <w:t xml:space="preserve"> </w:t>
+      </w:r>
+      <w:r>
+        <w:rPr>
+          <w:b/>
+          <w:bCs/>
+        </w:rPr>
+        <w:t xml:space="preserve">equilibrio</w:t>
+      </w:r>
+      <w:r>
+        <w:t xml:space="preserve"> </w:t>
+      </w:r>
+      <w:r>
+        <w:t xml:space="preserve">(continuidad, Whitbourne). Cuando el afrontamiento falla aparecen</w:t>
       </w:r>
       <w:r>
         <w:t xml:space="preserve"> </w:t>
@@ -275,16 +359,16 @@
         <w:t xml:space="preserve"> </w:t>
       </w:r>
       <w:r>
-        <w:t xml:space="preserve">(abuso de sustancias, violencia, abuso de niños y de ancianos) que dañan la salud propia y ajena (Papalia et al., 2009b, pp. 435-460).</w:t>
-      </w:r>
-    </w:p>
-    <w:bookmarkStart w:id="9" w:name="mapa-qué-pide-el-programa"/>
+        <w:t xml:space="preserve">(Cátedra de Psicología Evolutiva, 2026h, diapositivas 4-5, 7-8, 25; Papalia et al., 2009b, pp. 433, 435-449, 461).</w:t>
+      </w:r>
+    </w:p>
+    <w:bookmarkStart w:id="9" w:name="Xbf34893e62caa72360cd6958f62a991b59550e5"/>
     <w:p>
       <w:pPr>
         <w:pStyle w:val="Heading2"/>
       </w:pPr>
       <w:r>
-        <w:t xml:space="preserve">Mapa: qué pide el programa</w:t>
+        <w:t xml:space="preserve">Mapa: qué pide el programa y qué se dio en clase</w:t>
       </w:r>
     </w:p>
     <w:tbl>
@@ -362,7 +446,19 @@
               <w:jc w:val="left"/>
             </w:pPr>
             <w:r>
-              <w:t xml:space="preserve">Afrontamiento: qué es; modelos ambiental, conductual y de estilos</w:t>
+              <w:t xml:space="preserve">Salud mental y satisfacción con la vida</w:t>
+            </w:r>
+          </w:p>
+        </w:tc>
+        <w:tc>
+          <w:tcPr/>
+          <w:p>
+            <w:pPr>
+              <w:pStyle w:val="Compact"/>
+              <w:jc w:val="left"/>
+            </w:pPr>
+            <w:r>
+              <w:t xml:space="preserve">—</w:t>
             </w:r>
           </w:p>
         </w:tc>
@@ -375,18 +471,6 @@
             </w:pPr>
             <w:r>
               <w:t xml:space="preserve">✔</w:t>
-            </w:r>
-          </w:p>
-        </w:tc>
-        <w:tc>
-          <w:tcPr/>
-          <w:p>
-            <w:pPr>
-              <w:pStyle w:val="Compact"/>
-              <w:jc w:val="left"/>
-            </w:pPr>
-            <w:r>
-              <w:t xml:space="preserve">sin datos</w:t>
             </w:r>
           </w:p>
         </w:tc>
@@ -412,7 +496,7 @@
               <w:jc w:val="left"/>
             </w:pPr>
             <w:r>
-              <w:t xml:space="preserve">Estilos de afrontamiento: valoración cognitiva; problema vs. emoción</w:t>
+              <w:t xml:space="preserve">Modelos de afrontamiento: ambientales y conductuales</w:t>
             </w:r>
           </w:p>
         </w:tc>
@@ -436,7 +520,7 @@
               <w:jc w:val="left"/>
             </w:pPr>
             <w:r>
-              <w:t xml:space="preserve">sin datos</w:t>
+              <w:t xml:space="preserve">✔</w:t>
             </w:r>
           </w:p>
         </w:tc>
@@ -462,7 +546,7 @@
               <w:jc w:val="left"/>
             </w:pPr>
             <w:r>
-              <w:t xml:space="preserve">Afrontamiento de los cambios del envejecimiento: desvinculación, actividad, continuidad</w:t>
+              <w:t xml:space="preserve">Valoración cognitiva: problema vs. emoción; estrategias de los mayores</w:t>
             </w:r>
           </w:p>
         </w:tc>
@@ -486,7 +570,7 @@
               <w:jc w:val="left"/>
             </w:pPr>
             <w:r>
-              <w:t xml:space="preserve">sin datos</w:t>
+              <w:t xml:space="preserve">✔</w:t>
             </w:r>
           </w:p>
         </w:tc>
@@ -512,7 +596,7 @@
               <w:jc w:val="left"/>
             </w:pPr>
             <w:r>
-              <w:t xml:space="preserve">Comportamientos destructivos y efectos en la salud</w:t>
+              <w:t xml:space="preserve">Envejecimiento exitoso: concepto, críticas, modelos normativos y de equilibrio</w:t>
             </w:r>
           </w:p>
         </w:tc>
@@ -536,7 +620,7 @@
               <w:jc w:val="left"/>
             </w:pPr>
             <w:r>
-              <w:t xml:space="preserve">sin datos</w:t>
+              <w:t xml:space="preserve">✔</w:t>
             </w:r>
           </w:p>
         </w:tc>
@@ -553,6 +637,106 @@
           </w:p>
         </w:tc>
       </w:tr>
+      <w:tr>
+        <w:tc>
+          <w:tcPr/>
+          <w:p>
+            <w:pPr>
+              <w:pStyle w:val="Compact"/>
+              <w:jc w:val="left"/>
+            </w:pPr>
+            <w:r>
+              <w:t xml:space="preserve">Comportamientos destructivos</w:t>
+            </w:r>
+          </w:p>
+        </w:tc>
+        <w:tc>
+          <w:tcPr/>
+          <w:p>
+            <w:pPr>
+              <w:pStyle w:val="Compact"/>
+              <w:jc w:val="left"/>
+            </w:pPr>
+            <w:r>
+              <w:t xml:space="preserve">✔</w:t>
+            </w:r>
+          </w:p>
+        </w:tc>
+        <w:tc>
+          <w:tcPr/>
+          <w:p>
+            <w:pPr>
+              <w:pStyle w:val="Compact"/>
+              <w:jc w:val="left"/>
+            </w:pPr>
+            <w:r>
+              <w:t xml:space="preserve">✔</w:t>
+            </w:r>
+          </w:p>
+        </w:tc>
+        <w:tc>
+          <w:tcPr/>
+          <w:p>
+            <w:pPr>
+              <w:pStyle w:val="Compact"/>
+              <w:jc w:val="left"/>
+            </w:pPr>
+            <w:r>
+              <w:t xml:space="preserve">§5</w:t>
+            </w:r>
+          </w:p>
+        </w:tc>
+      </w:tr>
+      <w:tr>
+        <w:tc>
+          <w:tcPr/>
+          <w:p>
+            <w:pPr>
+              <w:pStyle w:val="Compact"/>
+              <w:jc w:val="left"/>
+            </w:pPr>
+            <w:r>
+              <w:t xml:space="preserve">Actividad: Zonas Azules</w:t>
+            </w:r>
+          </w:p>
+        </w:tc>
+        <w:tc>
+          <w:tcPr/>
+          <w:p>
+            <w:pPr>
+              <w:pStyle w:val="Compact"/>
+              <w:jc w:val="left"/>
+            </w:pPr>
+            <w:r>
+              <w:t xml:space="preserve">—</w:t>
+            </w:r>
+          </w:p>
+        </w:tc>
+        <w:tc>
+          <w:tcPr/>
+          <w:p>
+            <w:pPr>
+              <w:pStyle w:val="Compact"/>
+              <w:jc w:val="left"/>
+            </w:pPr>
+            <w:r>
+              <w:t xml:space="preserve">✔</w:t>
+            </w:r>
+          </w:p>
+        </w:tc>
+        <w:tc>
+          <w:tcPr/>
+          <w:p>
+            <w:pPr>
+              <w:pStyle w:val="Compact"/>
+              <w:jc w:val="left"/>
+            </w:pPr>
+            <w:r>
+              <w:t xml:space="preserve">§6</w:t>
+            </w:r>
+          </w:p>
+        </w:tc>
+      </w:tr>
     </w:tbl>
     <w:p>
       <w:r>
@@ -562,13 +746,13 @@
       </w:r>
     </w:p>
     <w:bookmarkEnd w:id="9"/>
-    <w:bookmarkStart w:id="10" w:name="qué-es-afrontar-y-los-primeros-modelos"/>
+    <w:bookmarkStart w:id="10" w:name="salud-mental"/>
     <w:p>
       <w:pPr>
         <w:pStyle w:val="Heading2"/>
       </w:pPr>
       <w:r>
-        <w:t xml:space="preserve">1. Qué es afrontar y los primeros modelos</w:t>
+        <w:t xml:space="preserve">1. Salud mental</w:t>
       </w:r>
     </w:p>
     <w:p>
@@ -580,42 +764,87 @@
           <w:b/>
           <w:bCs/>
         </w:rPr>
-        <w:t xml:space="preserve">Afrontamiento:</w:t>
-      </w:r>
-      <w:r>
-        <w:t xml:space="preserve"> </w:t>
-      </w:r>
-      <w:r>
-        <w:t xml:space="preserve">pensamiento o comportamiento adaptativo dirigido a</w:t>
-      </w:r>
-      <w:r>
-        <w:t xml:space="preserve"> </w:t>
-      </w:r>
-      <w:r>
-        <w:rPr>
-          <w:b/>
-          <w:bCs/>
-        </w:rPr>
-        <w:t xml:space="preserve">reducir o aliviar el estrés</w:t>
-      </w:r>
-      <w:r>
-        <w:t xml:space="preserve"> </w:t>
-      </w:r>
-      <w:r>
-        <w:t xml:space="preserve">que surge de situaciones dolorosas, amenazantes o desafiantes. Es un aspecto importante de la</w:t>
-      </w:r>
-      <w:r>
-        <w:t xml:space="preserve"> </w:t>
-      </w:r>
-      <w:r>
-        <w:rPr>
-          <w:b/>
-          <w:bCs/>
-        </w:rPr>
-        <w:t xml:space="preserve">salud mental</w:t>
-      </w:r>
-      <w:r>
-        <w:t xml:space="preserve">, que Kivnick define como «hacer lo mejor que uno puede con lo que tiene» (Kivnick, 1993, citado en Papalia et al., 2009b, p. 433; p. 435).</w:t>
+        <w:t xml:space="preserve">Definición.</w:t>
+      </w:r>
+      <w:r>
+        <w:t xml:space="preserve"> </w:t>
+      </w:r>
+      <w:r>
+        <w:t xml:space="preserve">La salud mental es el</w:t>
+      </w:r>
+      <w:r>
+        <w:t xml:space="preserve"> </w:t>
+      </w:r>
+      <w:r>
+        <w:rPr>
+          <w:b/>
+          <w:bCs/>
+        </w:rPr>
+        <w:t xml:space="preserve">intento por vivir de manera significativa</w:t>
+      </w:r>
+      <w:r>
+        <w:t xml:space="preserve">, en ciertas circunstancias sociales y ambientales, contando con un conjunto específico de</w:t>
+      </w:r>
+      <w:r>
+        <w:t xml:space="preserve"> </w:t>
+      </w:r>
+      <w:r>
+        <w:rPr>
+          <w:b/>
+          <w:bCs/>
+        </w:rPr>
+        <w:t xml:space="preserve">recursos y apoyos</w:t>
+      </w:r>
+      <w:r>
+        <w:t xml:space="preserve">: desarrollar</w:t>
+      </w:r>
+      <w:r>
+        <w:t xml:space="preserve"> </w:t>
+      </w:r>
+      <w:r>
+        <w:rPr>
+          <w:b/>
+          <w:bCs/>
+        </w:rPr>
+        <w:t xml:space="preserve">fortalezas internas</w:t>
+      </w:r>
+      <w:r>
+        <w:t xml:space="preserve"> </w:t>
+      </w:r>
+      <w:r>
+        <w:t xml:space="preserve">y usar</w:t>
+      </w:r>
+      <w:r>
+        <w:t xml:space="preserve"> </w:t>
+      </w:r>
+      <w:r>
+        <w:rPr>
+          <w:b/>
+          <w:bCs/>
+        </w:rPr>
+        <w:t xml:space="preserve">recursos externos</w:t>
+      </w:r>
+      <w:r>
+        <w:t xml:space="preserve"> </w:t>
+      </w:r>
+      <w:r>
+        <w:t xml:space="preserve">para compensar debilidades y déficits (Kivnick, 1993, citado en Papalia et al., 2009b, p. 433; Cátedra de Psicología Evolutiva, 2026h, diapositiva 4). La</w:t>
+      </w:r>
+      <w:r>
+        <w:t xml:space="preserve"> </w:t>
+      </w:r>
+      <w:r>
+        <w:rPr>
+          <w:b/>
+          <w:bCs/>
+        </w:rPr>
+        <w:t xml:space="preserve">satisfacción con la vida</w:t>
+      </w:r>
+      <w:r>
+        <w:t xml:space="preserve"> </w:t>
+      </w:r>
+      <w:r>
+        <w:t xml:space="preserve">es la forma en que una persona juzga la calidad de su vida (p. 433).</w:t>
       </w:r>
     </w:p>
     <w:p>
@@ -627,476 +856,13 @@
           <w:b/>
           <w:bCs/>
         </w:rPr>
-        <w:t xml:space="preserve">Modelos ambientales</w:t>
-      </w:r>
-      <w:r>
-        <w:t xml:space="preserve"> </w:t>
-      </w:r>
-      <w:r>
-        <w:t xml:space="preserve">(pp. 435-436). Son</w:t>
-      </w:r>
-      <w:r>
-        <w:t xml:space="preserve"> </w:t>
-      </w:r>
-      <w:r>
-        <w:rPr>
-          <w:b/>
-          <w:bCs/>
-        </w:rPr>
-        <w:t xml:space="preserve">mecanicistas</w:t>
-      </w:r>
-      <w:r>
-        <w:t xml:space="preserve">: el tamaño y la frecuencia de las demandas determinan el afrontamiento.</w:t>
-      </w:r>
-      <w:r>
-        <w:t xml:space="preserve"> </w:t>
-      </w:r>
-      <w:r>
-        <w:rPr>
-          <w:b/>
-          <w:bCs/>
-        </w:rPr>
-        <w:t xml:space="preserve">Holmes y Rahe</w:t>
-      </w:r>
-      <w:r>
-        <w:t xml:space="preserve"> </w:t>
-      </w:r>
-      <w:r>
-        <w:t xml:space="preserve">asignaron</w:t>
-      </w:r>
-      <w:r>
-        <w:t xml:space="preserve"> </w:t>
-      </w:r>
-      <w:r>
-        <w:rPr>
-          <w:b/>
-          <w:bCs/>
-        </w:rPr>
-        <w:t xml:space="preserve">unidades de cambio de vida</w:t>
-      </w:r>
-      <w:r>
-        <w:t xml:space="preserve"> </w:t>
-      </w:r>
-      <w:r>
-        <w:t xml:space="preserve">a cada evento: cuantos más cambios en un año, más probabilidad de enfermar. Sus límites: no consideran cómo la persona</w:t>
-      </w:r>
-      <w:r>
-        <w:t xml:space="preserve"> </w:t>
-      </w:r>
-      <w:r>
-        <w:rPr>
-          <w:b/>
-          <w:bCs/>
-        </w:rPr>
-        <w:t xml:space="preserve">interpreta</w:t>
-      </w:r>
-      <w:r>
-        <w:t xml:space="preserve"> </w:t>
-      </w:r>
-      <w:r>
-        <w:t xml:space="preserve">el evento, ni su momento, ni el estrés por</w:t>
-      </w:r>
-      <w:r>
-        <w:t xml:space="preserve"> </w:t>
-      </w:r>
-      <w:r>
-        <w:rPr>
-          <w:b/>
-          <w:bCs/>
-        </w:rPr>
-        <w:t xml:space="preserve">falta</w:t>
-      </w:r>
-      <w:r>
-        <w:t xml:space="preserve"> </w:t>
-      </w:r>
-      <w:r>
-        <w:t xml:space="preserve">de cambio, ni las tensiones cotidianas, ni las diferencias individuales. Dos variantes: el modelo de</w:t>
-      </w:r>
-      <w:r>
-        <w:t xml:space="preserve"> </w:t>
-      </w:r>
-      <w:r>
-        <w:rPr>
-          <w:b/>
-          <w:bCs/>
-        </w:rPr>
-        <w:t xml:space="preserve">congruencia</w:t>
-      </w:r>
-      <w:r>
-        <w:t xml:space="preserve"> </w:t>
-      </w:r>
-      <w:r>
-        <w:t xml:space="preserve">(el estrés depende del ajuste entre la persona y su ambiente) y el de</w:t>
-      </w:r>
-      <w:r>
-        <w:t xml:space="preserve"> </w:t>
-      </w:r>
-      <w:r>
-        <w:rPr>
-          <w:b/>
-          <w:bCs/>
-        </w:rPr>
-        <w:t xml:space="preserve">competencia-presión ambiental</w:t>
-      </w:r>
-      <w:r>
-        <w:t xml:space="preserve"> </w:t>
-      </w:r>
-      <w:r>
-        <w:t xml:space="preserve">(Lawton y Nahemow: la presión moderada lleva al máximo potencial; si la competencia baja o la presión sube, aparece el estrés).</w:t>
-      </w:r>
-    </w:p>
-    <w:p>
-      <w:pPr>
-        <w:pStyle w:val="BodyText"/>
-      </w:pPr>
-      <w:r>
-        <w:rPr>
-          <w:b/>
-          <w:bCs/>
-        </w:rPr>
-        <w:t xml:space="preserve">Modelos conductuales</w:t>
-      </w:r>
-      <w:r>
-        <w:t xml:space="preserve"> </w:t>
-      </w:r>
-      <w:r>
-        <w:t xml:space="preserve">(p. 437). El afrontamiento son adaptaciones aprendidas: ante un estresor se puede</w:t>
-      </w:r>
-      <w:r>
-        <w:t xml:space="preserve"> </w:t>
-      </w:r>
-      <w:r>
-        <w:rPr>
-          <w:b/>
-          <w:bCs/>
-        </w:rPr>
-        <w:t xml:space="preserve">huir, pelear o aguantar</w:t>
-      </w:r>
-      <w:r>
-        <w:t xml:space="preserve">. Si escapar es imposible y los intentos fracasan, aparece la</w:t>
-      </w:r>
-      <w:r>
-        <w:t xml:space="preserve"> </w:t>
-      </w:r>
-      <w:r>
-        <w:rPr>
-          <w:b/>
-          <w:bCs/>
-        </w:rPr>
-        <w:t xml:space="preserve">desesperanza aprendida</w:t>
-      </w:r>
-      <w:r>
-        <w:t xml:space="preserve">: dejar de intentar cambiar la situación (por ejemplo, cónyuges golpeados que siguen con su pareja).</w:t>
-      </w:r>
-    </w:p>
-    <w:p>
-      <w:pPr>
-        <w:pStyle w:val="BodyText"/>
-      </w:pPr>
-      <w:r>
-        <w:rPr>
-          <w:b/>
-          <w:bCs/>
-        </w:rPr>
-        <w:t xml:space="preserve">Modelos de estilos</w:t>
-      </w:r>
-      <w:r>
-        <w:t xml:space="preserve"> </w:t>
-      </w:r>
-      <w:r>
-        <w:t xml:space="preserve">(p. 437). De tradición psicoanalítica: el afrontamiento como</w:t>
-      </w:r>
-      <w:r>
-        <w:t xml:space="preserve"> </w:t>
-      </w:r>
-      <w:r>
-        <w:rPr>
-          <w:b/>
-          <w:bCs/>
-        </w:rPr>
-        <w:t xml:space="preserve">estilo</w:t>
-      </w:r>
-      <w:r>
-        <w:t xml:space="preserve"> </w:t>
-      </w:r>
-      <w:r>
-        <w:t xml:space="preserve">estable, más o menos efectivo.</w:t>
-      </w:r>
-      <w:r>
-        <w:t xml:space="preserve"> </w:t>
-      </w:r>
-      <w:r>
-        <w:rPr>
-          <w:b/>
-          <w:bCs/>
-        </w:rPr>
-        <w:t xml:space="preserve">Vaillant</w:t>
-      </w:r>
-      <w:r>
-        <w:t xml:space="preserve"> </w:t>
-      </w:r>
-      <w:r>
-        <w:t xml:space="preserve">distinguió mecanismos</w:t>
-      </w:r>
-      <w:r>
-        <w:t xml:space="preserve"> </w:t>
-      </w:r>
-      <w:r>
-        <w:rPr>
-          <w:b/>
-          <w:bCs/>
-        </w:rPr>
-        <w:t xml:space="preserve">maduros</w:t>
-      </w:r>
-      <w:r>
-        <w:t xml:space="preserve"> </w:t>
-      </w:r>
-      <w:r>
-        <w:t xml:space="preserve">(humor, ayudar a otros),</w:t>
-      </w:r>
-      <w:r>
-        <w:t xml:space="preserve"> </w:t>
-      </w:r>
-      <w:r>
-        <w:rPr>
-          <w:b/>
-          <w:bCs/>
-        </w:rPr>
-        <w:t xml:space="preserve">neuróticos</w:t>
-      </w:r>
-      <w:r>
-        <w:t xml:space="preserve"> </w:t>
-      </w:r>
-      <w:r>
-        <w:t xml:space="preserve">(reprimir),</w:t>
-      </w:r>
-      <w:r>
-        <w:t xml:space="preserve"> </w:t>
-      </w:r>
-      <w:r>
-        <w:rPr>
-          <w:b/>
-          <w:bCs/>
-        </w:rPr>
-        <w:t xml:space="preserve">inmaduros</w:t>
-      </w:r>
-      <w:r>
-        <w:t xml:space="preserve"> </w:t>
-      </w:r>
-      <w:r>
-        <w:t xml:space="preserve">(fantasear, achaques imaginarios) y</w:t>
-      </w:r>
-      <w:r>
-        <w:t xml:space="preserve"> </w:t>
-      </w:r>
-      <w:r>
-        <w:rPr>
-          <w:b/>
-          <w:bCs/>
-        </w:rPr>
-        <w:t xml:space="preserve">psicóticos</w:t>
-      </w:r>
-      <w:r>
-        <w:t xml:space="preserve"> </w:t>
-      </w:r>
-      <w:r>
-        <w:t xml:space="preserve">(negar o distorsionar la realidad); quienes usaban mecanismos maduros eran más felices y estaban más sanos.</w:t>
-      </w:r>
-      <w:r>
-        <w:t xml:space="preserve"> </w:t>
-      </w:r>
-      <w:r>
-        <w:rPr>
-          <w:b/>
-          <w:bCs/>
-        </w:rPr>
-        <w:t xml:space="preserve">Lazarus</w:t>
-      </w:r>
-      <w:r>
-        <w:t xml:space="preserve"> </w:t>
-      </w:r>
-      <w:r>
-        <w:t xml:space="preserve">los critica: no captan que una misma persona afronta distinto cada situación, no distinguen afrontar de una conducta automática y confunden el proceso con el resultado (p. 438).</w:t>
-      </w:r>
-    </w:p>
-    <w:p>
-      <w:pPr>
-        <w:pStyle w:val="RecuadroAtencion"/>
-      </w:pPr>
-      <w:r>
-        <w:t xml:space="preserve">⚠</w:t>
-      </w:r>
-      <w:r>
-        <w:t xml:space="preserve"> </w:t>
-      </w:r>
-      <w:r>
-        <w:rPr>
-          <w:b/>
-          <w:bCs/>
-        </w:rPr>
-        <w:t xml:space="preserve">No confundir:</w:t>
-      </w:r>
-      <w:r>
-        <w:t xml:space="preserve"> </w:t>
-      </w:r>
-      <w:r>
-        <w:rPr>
-          <w:i/>
-          <w:iCs/>
-        </w:rPr>
-        <w:t xml:space="preserve">modelo ambiental</w:t>
-      </w:r>
-      <w:r>
-        <w:t xml:space="preserve"> </w:t>
-      </w:r>
-      <w:r>
-        <w:t xml:space="preserve">(mecanicista: cuentan las demandas) con</w:t>
-      </w:r>
-      <w:r>
-        <w:t xml:space="preserve"> </w:t>
-      </w:r>
-      <w:r>
-        <w:rPr>
-          <w:i/>
-          <w:iCs/>
-        </w:rPr>
-        <w:t xml:space="preserve">valoración cognitiva</w:t>
-      </w:r>
-      <w:r>
-        <w:t xml:space="preserve"> </w:t>
-      </w:r>
-      <w:r>
-        <w:t xml:space="preserve">(contextual: cuenta cómo la persona interpreta la situación) (Papalia et al., 2009b, pp. 435-438).</w:t>
-      </w:r>
-    </w:p>
-    <w:p>
-      <w:r>
-        <w:pict>
-          <v:rect style="width:0;height:1.5pt" o:hralign="center" o:hrstd="t" o:hr="t"/>
-        </w:pict>
-      </w:r>
-    </w:p>
-    <w:bookmarkEnd w:id="10"/>
-    <w:bookmarkStart w:id="11" w:name="Xead2ed1ed46d643e88d54fa81c95f55a572bcf2"/>
-    <w:p>
-      <w:pPr>
-        <w:pStyle w:val="Heading2"/>
-      </w:pPr>
-      <w:r>
-        <w:t xml:space="preserve">2. Estilos de afrontamiento: el modelo de valoración cognitiva</w:t>
-      </w:r>
-    </w:p>
-    <w:p>
-      <w:pPr>
-        <w:pStyle w:val="FirstParagraph"/>
-      </w:pPr>
-      <w:r>
-        <w:rPr>
-          <w:b/>
-          <w:bCs/>
-        </w:rPr>
-        <w:t xml:space="preserve">Lazarus y Folkman</w:t>
-      </w:r>
-      <w:r>
-        <w:t xml:space="preserve"> </w:t>
-      </w:r>
-      <w:r>
-        <w:t xml:space="preserve">(pp. 438-439). El afrontamiento es un</w:t>
-      </w:r>
-      <w:r>
-        <w:t xml:space="preserve"> </w:t>
-      </w:r>
-      <w:r>
-        <w:rPr>
-          <w:b/>
-          <w:bCs/>
-        </w:rPr>
-        <w:t xml:space="preserve">proceso dinámico</w:t>
-      </w:r>
-      <w:r>
-        <w:t xml:space="preserve">, no un rasgo: ocurre cuando la persona percibe una exigencia que supera sus recursos. La persona</w:t>
-      </w:r>
-      <w:r>
-        <w:t xml:space="preserve"> </w:t>
-      </w:r>
-      <w:r>
-        <w:rPr>
-          <w:b/>
-          <w:bCs/>
-        </w:rPr>
-        <w:t xml:space="preserve">valora</w:t>
-      </w:r>
-      <w:r>
-        <w:t xml:space="preserve"> </w:t>
-      </w:r>
-      <w:r>
-        <w:t xml:space="preserve">la situación, sus recursos y la amenaza;</w:t>
-      </w:r>
-      <w:r>
-        <w:t xml:space="preserve"> </w:t>
-      </w:r>
-      <w:r>
-        <w:rPr>
-          <w:b/>
-          <w:bCs/>
-        </w:rPr>
-        <w:t xml:space="preserve">elige</w:t>
-      </w:r>
-      <w:r>
-        <w:t xml:space="preserve"> </w:t>
-      </w:r>
-      <w:r>
-        <w:t xml:space="preserve">una estrategia; la pone en práctica;</w:t>
-      </w:r>
-      <w:r>
-        <w:t xml:space="preserve"> </w:t>
-      </w:r>
-      <w:r>
-        <w:rPr>
-          <w:b/>
-          <w:bCs/>
-        </w:rPr>
-        <w:t xml:space="preserve">evalúa</w:t>
-      </w:r>
-      <w:r>
-        <w:t xml:space="preserve"> </w:t>
-      </w:r>
-      <w:r>
-        <w:t xml:space="preserve">el resultado y, si no funcionó,</w:t>
-      </w:r>
-      <w:r>
-        <w:t xml:space="preserve"> </w:t>
-      </w:r>
-      <w:r>
-        <w:rPr>
-          <w:b/>
-          <w:bCs/>
-        </w:rPr>
-        <w:t xml:space="preserve">revalora</w:t>
-      </w:r>
-      <w:r>
-        <w:t xml:space="preserve"> </w:t>
-      </w:r>
-      <w:r>
-        <w:t xml:space="preserve">y cambia de estrategia. La elección depende de los recursos (salud, creencias, apoyo social, dinero) y de las restricciones (personales y ambientales).</w:t>
-      </w:r>
-    </w:p>
-    <w:p>
-      <w:pPr>
-        <w:pStyle w:val="BodyText"/>
-      </w:pPr>
-      <w:r>
-        <w:rPr>
-          <w:b/>
-          <w:bCs/>
-        </w:rPr>
-        <w:t xml:space="preserve">Dos modos de afrontar</w:t>
-      </w:r>
-      <w:r>
-        <w:t xml:space="preserve"> </w:t>
-      </w:r>
-      <w:r>
-        <w:t xml:space="preserve">(p. 439):</w:t>
+        <w:t xml:space="preserve">Contra el estereotipo</w:t>
+      </w:r>
+      <w:r>
+        <w:t xml:space="preserve"> </w:t>
+      </w:r>
+      <w:r>
+        <w:t xml:space="preserve">(Cátedra de Psicología Evolutiva, 2026h, diapositiva 5; Papalia et al., 2009b, pp. 461-462):</w:t>
       </w:r>
     </w:p>
     <w:p>
@@ -1108,17 +874,20 @@
         </w:numPr>
       </w:pPr>
       <w:r>
-        <w:rPr>
-          <w:b/>
-          <w:bCs/>
-        </w:rPr>
-        <w:t xml:space="preserve">Enfocado en el problema:</w:t>
-      </w:r>
-      <w:r>
-        <w:t xml:space="preserve"> </w:t>
-      </w:r>
-      <w:r>
-        <w:t xml:space="preserve">eliminar, gestionar o mejorar lo que causa el estrés. Predomina cuando se ve posible un cambio realista.</w:t>
+        <w:t xml:space="preserve">El deterioro de la salud mental en la vejez</w:t>
+      </w:r>
+      <w:r>
+        <w:t xml:space="preserve"> </w:t>
+      </w:r>
+      <w:r>
+        <w:rPr>
+          <w:b/>
+          <w:bCs/>
+        </w:rPr>
+        <w:t xml:space="preserve">no es típico</w:t>
+      </w:r>
+      <w:r>
+        <w:t xml:space="preserve">.</w:t>
       </w:r>
     </w:p>
     <w:p>
@@ -1130,221 +899,148 @@
         </w:numPr>
       </w:pPr>
       <w:r>
-        <w:rPr>
-          <w:b/>
-          <w:bCs/>
-        </w:rPr>
-        <w:t xml:space="preserve">Enfocado en la emoción</w:t>
-      </w:r>
-      <w:r>
-        <w:t xml:space="preserve"> </w:t>
-      </w:r>
-      <w:r>
-        <w:t xml:space="preserve">(paliativo): manejar la respuesta emocional para sentirse mejor (distraerse, reinterpretar, negar). Predomina cuando se concluye que poco puede hacerse.</w:t>
-      </w:r>
-    </w:p>
-    <w:p>
-      <w:pPr>
-        <w:pStyle w:val="FirstParagraph"/>
-      </w:pPr>
-      <w:r>
-        <w:rPr>
-          <w:b/>
-          <w:bCs/>
-        </w:rPr>
-        <w:t xml:space="preserve">Ninguno es bueno o malo en sí:</w:t>
-      </w:r>
-      <w:r>
-        <w:t xml:space="preserve"> </w:t>
-      </w:r>
-      <w:r>
-        <w:t xml:space="preserve">la</w:t>
-      </w:r>
-      <w:r>
-        <w:t xml:space="preserve"> </w:t>
-      </w:r>
-      <w:r>
-        <w:rPr>
-          <w:b/>
-          <w:bCs/>
-        </w:rPr>
-        <w:t xml:space="preserve">negación</w:t>
-      </w:r>
-      <w:r>
-        <w:t xml:space="preserve"> </w:t>
-      </w:r>
-      <w:r>
-        <w:t xml:space="preserve">puede ser dañina (no ir al médico ante un dolor en el pecho) o útil (negarse a vivir pendiente de la muerte, como Arthur Ashe) (p. 439). Los</w:t>
-      </w:r>
-      <w:r>
-        <w:t xml:space="preserve"> </w:t>
-      </w:r>
-      <w:r>
-        <w:rPr>
-          <w:b/>
-          <w:bCs/>
-        </w:rPr>
-        <w:t xml:space="preserve">ancianos</w:t>
-      </w:r>
-      <w:r>
-        <w:t xml:space="preserve"> </w:t>
-      </w:r>
-      <w:r>
-        <w:t xml:space="preserve">usan más estrategias centradas en la emoción, pero no por incapacidad: ante problemas muy emocionales eligen regular la emoción, lo que puede ser adaptativo (Blanchard-Fields et al., 1995, citado en Papalia et al., 2009b, p. 441). La</w:t>
-      </w:r>
-      <w:r>
-        <w:t xml:space="preserve"> </w:t>
-      </w:r>
-      <w:r>
-        <w:rPr>
-          <w:b/>
-          <w:bCs/>
-        </w:rPr>
-        <w:t xml:space="preserve">religión</w:t>
-      </w:r>
-      <w:r>
-        <w:t xml:space="preserve"> </w:t>
-      </w:r>
-      <w:r>
-        <w:t xml:space="preserve">es una estrategia frecuente, sobre todo en los mayores (pp. 441-443).</w:t>
-      </w:r>
-    </w:p>
-    <w:p>
-      <w:pPr>
-        <w:pStyle w:val="RecuadroEsqueleto"/>
-      </w:pPr>
-      <w:r>
-        <w:rPr>
-          <w:b/>
-          <w:bCs/>
-        </w:rPr>
-        <w:t xml:space="preserve">Esqueleto de la respuesta:</w:t>
-      </w:r>
-    </w:p>
-    <w:p>
-      <w:pPr>
-        <w:pStyle w:val="RecuadroEsqueleto"/>
-      </w:pPr>
-      <w:r>
-        <w:t xml:space="preserve">1. </w:t>
-      </w:r>
-      <w:r>
-        <w:rPr>
-          <w:b/>
-          <w:bCs/>
-        </w:rPr>
-        <w:t xml:space="preserve">Tesis:</w:t>
-      </w:r>
-      <w:r>
-        <w:t xml:space="preserve"> </w:t>
-      </w:r>
-      <w:r>
-        <w:t xml:space="preserve">el afrontamiento es pensamiento o conducta para reducir el estrés; los modelos difieren en cuánto rol activo dan a la persona.</w:t>
-      </w:r>
-    </w:p>
-    <w:p>
-      <w:pPr>
-        <w:pStyle w:val="RecuadroEsqueleto"/>
-      </w:pPr>
-      <w:r>
-        <w:t xml:space="preserve">2. </w:t>
-      </w:r>
-      <w:r>
-        <w:rPr>
-          <w:b/>
-          <w:bCs/>
-        </w:rPr>
-        <w:t xml:space="preserve">Ambiental:</w:t>
-      </w:r>
-      <w:r>
-        <w:t xml:space="preserve"> </w:t>
-      </w:r>
-      <w:r>
-        <w:t xml:space="preserve">mecanicista; Holmes y Rahe (Papalia et al., 2009b, pp. 435-436).</w:t>
-      </w:r>
-    </w:p>
-    <w:p>
-      <w:pPr>
-        <w:pStyle w:val="RecuadroEsqueleto"/>
-      </w:pPr>
-      <w:r>
-        <w:t xml:space="preserve">3. </w:t>
-      </w:r>
-      <w:r>
-        <w:rPr>
-          <w:b/>
-          <w:bCs/>
-        </w:rPr>
-        <w:t xml:space="preserve">Conductual:</w:t>
-      </w:r>
-      <w:r>
-        <w:t xml:space="preserve"> </w:t>
-      </w:r>
-      <w:r>
-        <w:t xml:space="preserve">desesperanza aprendida (p. 437).</w:t>
-      </w:r>
-    </w:p>
-    <w:p>
-      <w:pPr>
-        <w:pStyle w:val="RecuadroEsqueleto"/>
-      </w:pPr>
-      <w:r>
-        <w:t xml:space="preserve">4. </w:t>
-      </w:r>
-      <w:r>
-        <w:rPr>
-          <w:b/>
-          <w:bCs/>
-        </w:rPr>
-        <w:t xml:space="preserve">Estilos:</w:t>
-      </w:r>
-      <w:r>
-        <w:t xml:space="preserve"> </w:t>
-      </w:r>
-      <w:r>
-        <w:t xml:space="preserve">mecanismos de Vaillant (p. 437).</w:t>
-      </w:r>
-    </w:p>
-    <w:p>
-      <w:pPr>
-        <w:pStyle w:val="RecuadroEsqueleto"/>
-      </w:pPr>
-      <w:r>
-        <w:t xml:space="preserve">5. </w:t>
-      </w:r>
-      <w:r>
-        <w:rPr>
-          <w:b/>
-          <w:bCs/>
-        </w:rPr>
-        <w:t xml:space="preserve">Valoración cognitiva:</w:t>
-      </w:r>
-      <w:r>
-        <w:t xml:space="preserve"> </w:t>
-      </w:r>
-      <w:r>
-        <w:t xml:space="preserve">proceso dinámico; problema o emoción (pp. 438-439).</w:t>
-      </w:r>
-    </w:p>
-    <w:p>
-      <w:pPr>
-        <w:pStyle w:val="RecuadroEsqueleto"/>
-      </w:pPr>
-      <w:r>
-        <w:t xml:space="preserve">6. </w:t>
-      </w:r>
-      <w:r>
-        <w:rPr>
-          <w:b/>
-          <w:bCs/>
-        </w:rPr>
-        <w:t xml:space="preserve">Cierre:</w:t>
-      </w:r>
-      <w:r>
-        <w:t xml:space="preserve"> </w:t>
-      </w:r>
-      <w:r>
-        <w:t xml:space="preserve">ninguna estrategia es buena o mala en sí (p. 439).</w:t>
+        <w:t xml:space="preserve">La enfermedad mental es</w:t>
+      </w:r>
+      <w:r>
+        <w:t xml:space="preserve"> </w:t>
+      </w:r>
+      <w:r>
+        <w:rPr>
+          <w:b/>
+          <w:bCs/>
+        </w:rPr>
+        <w:t xml:space="preserve">menos común</w:t>
+      </w:r>
+      <w:r>
+        <w:t xml:space="preserve"> </w:t>
+      </w:r>
+      <w:r>
+        <w:t xml:space="preserve">entre los ancianos que entre los adultos más jóvenes, y la salud mental</w:t>
+      </w:r>
+      <w:r>
+        <w:t xml:space="preserve"> </w:t>
+      </w:r>
+      <w:r>
+        <w:rPr>
+          <w:b/>
+          <w:bCs/>
+        </w:rPr>
+        <w:t xml:space="preserve">tiende a mejorar</w:t>
+      </w:r>
+      <w:r>
+        <w:t xml:space="preserve"> </w:t>
+      </w:r>
+      <w:r>
+        <w:t xml:space="preserve">con la edad.</w:t>
+      </w:r>
+    </w:p>
+    <w:p>
+      <w:pPr>
+        <w:pStyle w:val="Compact"/>
+        <w:numPr>
+          <w:ilvl w:val="0"/>
+          <w:numId w:val="1001"/>
+        </w:numPr>
+      </w:pPr>
+      <w:r>
+        <w:t xml:space="preserve">Influyen en la salud mental y la satisfacción con la vida: la</w:t>
+      </w:r>
+      <w:r>
+        <w:t xml:space="preserve"> </w:t>
+      </w:r>
+      <w:r>
+        <w:rPr>
+          <w:b/>
+          <w:bCs/>
+        </w:rPr>
+        <w:t xml:space="preserve">salud física</w:t>
+      </w:r>
+      <w:r>
+        <w:t xml:space="preserve">, el</w:t>
+      </w:r>
+      <w:r>
+        <w:t xml:space="preserve"> </w:t>
+      </w:r>
+      <w:r>
+        <w:rPr>
+          <w:b/>
+          <w:bCs/>
+        </w:rPr>
+        <w:t xml:space="preserve">ajuste psicológico</w:t>
+      </w:r>
+      <w:r>
+        <w:t xml:space="preserve">, el</w:t>
+      </w:r>
+      <w:r>
+        <w:t xml:space="preserve"> </w:t>
+      </w:r>
+      <w:r>
+        <w:rPr>
+          <w:b/>
+          <w:bCs/>
+        </w:rPr>
+        <w:t xml:space="preserve">estatus socioeconómico</w:t>
+      </w:r>
+      <w:r>
+        <w:t xml:space="preserve">, los</w:t>
+      </w:r>
+      <w:r>
+        <w:t xml:space="preserve"> </w:t>
+      </w:r>
+      <w:r>
+        <w:rPr>
+          <w:b/>
+          <w:bCs/>
+        </w:rPr>
+        <w:t xml:space="preserve">eventos vitales</w:t>
+      </w:r>
+      <w:r>
+        <w:t xml:space="preserve"> </w:t>
+      </w:r>
+      <w:r>
+        <w:t xml:space="preserve">y el</w:t>
+      </w:r>
+      <w:r>
+        <w:t xml:space="preserve"> </w:t>
+      </w:r>
+      <w:r>
+        <w:rPr>
+          <w:b/>
+          <w:bCs/>
+        </w:rPr>
+        <w:t xml:space="preserve">apoyo social</w:t>
+      </w:r>
+      <w:r>
+        <w:t xml:space="preserve">. Entre los trastornos de la vejez, la cátedra destaca la</w:t>
+      </w:r>
+      <w:r>
+        <w:t xml:space="preserve"> </w:t>
+      </w:r>
+      <w:r>
+        <w:rPr>
+          <w:b/>
+          <w:bCs/>
+        </w:rPr>
+        <w:t xml:space="preserve">depresión</w:t>
+      </w:r>
+      <w:r>
+        <w:t xml:space="preserve"> </w:t>
+      </w:r>
+      <w:r>
+        <w:t xml:space="preserve">y las</w:t>
+      </w:r>
+      <w:r>
+        <w:t xml:space="preserve"> </w:t>
+      </w:r>
+      <w:r>
+        <w:rPr>
+          <w:b/>
+          <w:bCs/>
+        </w:rPr>
+        <w:t xml:space="preserve">demencias</w:t>
+      </w:r>
+      <w:r>
+        <w:t xml:space="preserve">.</w:t>
       </w:r>
     </w:p>
     <w:p>
@@ -1372,13 +1068,13 @@
           <w:i/>
           <w:iCs/>
         </w:rPr>
-        <w:t xml:space="preserve">afrontamiento enfocado en el problema</w:t>
-      </w:r>
-      <w:r>
-        <w:t xml:space="preserve"> </w:t>
-      </w:r>
-      <w:r>
-        <w:t xml:space="preserve">(cambiar la situación) con</w:t>
+        <w:t xml:space="preserve">salud mental</w:t>
+      </w:r>
+      <w:r>
+        <w:t xml:space="preserve"> </w:t>
+      </w:r>
+      <w:r>
+        <w:t xml:space="preserve">(proceso positivo: vivir con sentido usando recursos) con</w:t>
       </w:r>
       <w:r>
         <w:t xml:space="preserve"> </w:t>
@@ -1388,13 +1084,42 @@
           <w:i/>
           <w:iCs/>
         </w:rPr>
-        <w:t xml:space="preserve">enfocado en la emoción</w:t>
-      </w:r>
-      <w:r>
-        <w:t xml:space="preserve"> </w:t>
-      </w:r>
-      <w:r>
-        <w:t xml:space="preserve">(manejar la respuesta emocional) (Papalia et al., 2009b, p. 439).</w:t>
+        <w:t xml:space="preserve">ausencia de enfermedad</w:t>
+      </w:r>
+      <w:r>
+        <w:t xml:space="preserve">; y</w:t>
+      </w:r>
+      <w:r>
+        <w:t xml:space="preserve"> </w:t>
+      </w:r>
+      <w:r>
+        <w:rPr>
+          <w:i/>
+          <w:iCs/>
+        </w:rPr>
+        <w:t xml:space="preserve">satisfacción con la vida</w:t>
+      </w:r>
+      <w:r>
+        <w:t xml:space="preserve"> </w:t>
+      </w:r>
+      <w:r>
+        <w:t xml:space="preserve">(juicio de la persona sobre su vida) con</w:t>
+      </w:r>
+      <w:r>
+        <w:t xml:space="preserve"> </w:t>
+      </w:r>
+      <w:r>
+        <w:rPr>
+          <w:i/>
+          <w:iCs/>
+        </w:rPr>
+        <w:t xml:space="preserve">salud física</w:t>
+      </w:r>
+      <w:r>
+        <w:t xml:space="preserve"> </w:t>
+      </w:r>
+      <w:r>
+        <w:t xml:space="preserve">(Papalia et al., 2009b, p. 433).</w:t>
       </w:r>
     </w:p>
     <w:p>
@@ -1404,14 +1129,14 @@
         </w:pict>
       </w:r>
     </w:p>
-    <w:bookmarkEnd w:id="11"/>
-    <w:bookmarkStart w:id="12" w:name="afrontar-los-cambios-del-envejecimiento"/>
+    <w:bookmarkEnd w:id="10"/>
+    <w:bookmarkStart w:id="11" w:name="Xccf873691e6e21c685ea2b94570ce5bfa6a2f7c"/>
     <w:p>
       <w:pPr>
         <w:pStyle w:val="Heading2"/>
       </w:pPr>
       <w:r>
-        <w:t xml:space="preserve">3. Afrontar los cambios del envejecimiento</w:t>
+        <w:t xml:space="preserve">2. Modelos de afrontamiento: ambientales y conductuales</w:t>
       </w:r>
     </w:p>
     <w:p>
@@ -1419,20 +1144,46 @@
         <w:pStyle w:val="FirstParagraph"/>
       </w:pPr>
       <w:r>
-        <w:t xml:space="preserve">El programa habla de «afrontamiento de los cambios en el desarrollo». El capítulo lo trata como</w:t>
-      </w:r>
-      <w:r>
-        <w:t xml:space="preserve"> </w:t>
-      </w:r>
-      <w:r>
-        <w:rPr>
-          <w:b/>
-          <w:bCs/>
-        </w:rPr>
-        <w:t xml:space="preserve">envejecimiento exitoso</w:t>
-      </w:r>
-      <w:r>
-        <w:t xml:space="preserve">: evitar la enfermedad y la discapacidad, mantener el funcionamiento físico y cognitivo y seguir activamente involucrado en lo social y productivo. Se lo critica porque puede cargar a los ancianos con estándares inalcanzables y «culpar a las víctimas» (Papalia et al., 2009b, pp. 444-445).</w:t>
+        <w:rPr>
+          <w:b/>
+          <w:bCs/>
+        </w:rPr>
+        <w:t xml:space="preserve">Afrontamiento:</w:t>
+      </w:r>
+      <w:r>
+        <w:t xml:space="preserve"> </w:t>
+      </w:r>
+      <w:r>
+        <w:t xml:space="preserve">el estrés es una parte inevitable de la vida, y afrontar es el</w:t>
+      </w:r>
+      <w:r>
+        <w:t xml:space="preserve"> </w:t>
+      </w:r>
+      <w:r>
+        <w:rPr>
+          <w:b/>
+          <w:bCs/>
+        </w:rPr>
+        <w:t xml:space="preserve">pensamiento adaptativo o comportamiento dirigido a reducir o aliviar el estrés</w:t>
+      </w:r>
+      <w:r>
+        <w:t xml:space="preserve"> </w:t>
+      </w:r>
+      <w:r>
+        <w:t xml:space="preserve">que surge de condiciones dolorosas, amenazantes o desafiantes. La cátedra distingue</w:t>
+      </w:r>
+      <w:r>
+        <w:t xml:space="preserve"> </w:t>
+      </w:r>
+      <w:r>
+        <w:rPr>
+          <w:b/>
+          <w:bCs/>
+        </w:rPr>
+        <w:t xml:space="preserve">tres enfoques</w:t>
+      </w:r>
+      <w:r>
+        <w:t xml:space="preserve">: ambientales, conductuales y de valoración cognitiva (Cátedra de Psicología Evolutiva, 2026h, diapositivas 7-8; Papalia et al., 2009b, p. 435).</w:t>
       </w:r>
     </w:p>
     <w:p>
@@ -1440,7 +1191,17 @@
         <w:pStyle w:val="BodyText"/>
       </w:pPr>
       <w:r>
-        <w:t xml:space="preserve">Tres teorías sobre cómo se afronta el envejecimiento (pp. 446-448):</w:t>
+        <w:rPr>
+          <w:b/>
+          <w:bCs/>
+        </w:rPr>
+        <w:t xml:space="preserve">Modelos ambientales</w:t>
+      </w:r>
+      <w:r>
+        <w:t xml:space="preserve"> </w:t>
+      </w:r>
+      <w:r>
+        <w:t xml:space="preserve">(Cátedra de Psicología Evolutiva, 2026h, diapositivas 9-11; Papalia et al., 2009b, pp. 435-436):</w:t>
       </w:r>
     </w:p>
     <w:p>
@@ -1456,29 +1217,100 @@
           <w:b/>
           <w:bCs/>
         </w:rPr>
-        <w:t xml:space="preserve">Desvinculación</w:t>
-      </w:r>
-      <w:r>
-        <w:t xml:space="preserve"> </w:t>
-      </w:r>
-      <w:r>
-        <w:t xml:space="preserve">(Cumming y Henry): el envejecimiento trae un retiro gradual,</w:t>
-      </w:r>
-      <w:r>
-        <w:t xml:space="preserve"> </w:t>
-      </w:r>
-      <w:r>
-        <w:rPr>
-          <w:b/>
-          <w:bCs/>
-        </w:rPr>
-        <w:t xml:space="preserve">universal e inevitable</w:t>
-      </w:r>
-      <w:r>
-        <w:t xml:space="preserve"> </w:t>
-      </w:r>
-      <w:r>
-        <w:t xml:space="preserve">de los roles sociales. Hoy se la considera defectuosa: según Gutmann, solo ocurre donde los ancianos no tienen roles.</w:t>
+        <w:t xml:space="preserve">Holmes y Rahe (1976):</w:t>
+      </w:r>
+      <w:r>
+        <w:t xml:space="preserve"> </w:t>
+      </w:r>
+      <w:r>
+        <w:t xml:space="preserve">investigación cuantitativa con</w:t>
+      </w:r>
+      <w:r>
+        <w:t xml:space="preserve"> </w:t>
+      </w:r>
+      <w:r>
+        <w:rPr>
+          <w:b/>
+          <w:bCs/>
+        </w:rPr>
+        <w:t xml:space="preserve">5.000 pacientes internados</w:t>
+      </w:r>
+      <w:r>
+        <w:t xml:space="preserve">, a quienes preguntaron por los eventos relevantes (positivos y negativos) previos a su enfermedad. Asignaron a cada evento</w:t>
+      </w:r>
+      <w:r>
+        <w:t xml:space="preserve"> </w:t>
+      </w:r>
+      <w:r>
+        <w:rPr>
+          <w:b/>
+          <w:bCs/>
+        </w:rPr>
+        <w:t xml:space="preserve">unidades de cambio de vida (LCU)</w:t>
+      </w:r>
+      <w:r>
+        <w:t xml:space="preserve">. Resultado: enfermaron en los siguientes 1 o 2 años</w:t>
+      </w:r>
+      <w:r>
+        <w:t xml:space="preserve"> </w:t>
+      </w:r>
+      <w:r>
+        <w:rPr>
+          <w:b/>
+          <w:bCs/>
+        </w:rPr>
+        <w:t xml:space="preserve">la mitad</w:t>
+      </w:r>
+      <w:r>
+        <w:t xml:space="preserve"> </w:t>
+      </w:r>
+      <w:r>
+        <w:t xml:space="preserve">de quienes sumaban</w:t>
+      </w:r>
+      <w:r>
+        <w:t xml:space="preserve"> </w:t>
+      </w:r>
+      <w:r>
+        <w:rPr>
+          <w:b/>
+          <w:bCs/>
+        </w:rPr>
+        <w:t xml:space="preserve">150 a 300 LCU</w:t>
+      </w:r>
+      <w:r>
+        <w:t xml:space="preserve"> </w:t>
+      </w:r>
+      <w:r>
+        <w:t xml:space="preserve">al año y el</w:t>
+      </w:r>
+      <w:r>
+        <w:t xml:space="preserve"> </w:t>
+      </w:r>
+      <w:r>
+        <w:rPr>
+          <w:b/>
+          <w:bCs/>
+        </w:rPr>
+        <w:t xml:space="preserve">70 %</w:t>
+      </w:r>
+      <w:r>
+        <w:t xml:space="preserve"> </w:t>
+      </w:r>
+      <w:r>
+        <w:t xml:space="preserve">de quienes superaban</w:t>
+      </w:r>
+      <w:r>
+        <w:t xml:space="preserve"> </w:t>
+      </w:r>
+      <w:r>
+        <w:rPr>
+          <w:b/>
+          <w:bCs/>
+        </w:rPr>
+        <w:t xml:space="preserve">300</w:t>
+      </w:r>
+      <w:r>
+        <w:t xml:space="preserve">. Cuantos más cambios importantes, más difícil afrontarlos.</w:t>
       </w:r>
     </w:p>
     <w:p>
@@ -1494,42 +1326,74 @@
           <w:b/>
           <w:bCs/>
         </w:rPr>
-        <w:t xml:space="preserve">Actividad</w:t>
-      </w:r>
-      <w:r>
-        <w:t xml:space="preserve"> </w:t>
-      </w:r>
-      <w:r>
-        <w:t xml:space="preserve">(Neugarten y colaboradores): cuanto más activa siga la persona y más</w:t>
-      </w:r>
-      <w:r>
-        <w:t xml:space="preserve"> </w:t>
-      </w:r>
-      <w:r>
-        <w:rPr>
-          <w:b/>
-          <w:bCs/>
-        </w:rPr>
-        <w:t xml:space="preserve">sustituya los roles perdidos</w:t>
-      </w:r>
-      <w:r>
-        <w:t xml:space="preserve">, mejor envejece. La evidencia es mixta (importa el</w:t>
-      </w:r>
-      <w:r>
-        <w:t xml:space="preserve"> </w:t>
-      </w:r>
-      <w:r>
-        <w:rPr>
-          <w:b/>
-          <w:bCs/>
-        </w:rPr>
-        <w:t xml:space="preserve">tipo</w:t>
-      </w:r>
-      <w:r>
-        <w:t xml:space="preserve"> </w:t>
-      </w:r>
-      <w:r>
-        <w:t xml:space="preserve">de actividad) y se la considera simplista.</w:t>
+        <w:t xml:space="preserve">Críticas:</w:t>
+      </w:r>
+      <w:r>
+        <w:t xml:space="preserve"> </w:t>
+      </w:r>
+      <w:r>
+        <w:t xml:space="preserve">no considera cómo la persona</w:t>
+      </w:r>
+      <w:r>
+        <w:t xml:space="preserve"> </w:t>
+      </w:r>
+      <w:r>
+        <w:rPr>
+          <w:b/>
+          <w:bCs/>
+        </w:rPr>
+        <w:t xml:space="preserve">interpreta</w:t>
+      </w:r>
+      <w:r>
+        <w:t xml:space="preserve"> </w:t>
+      </w:r>
+      <w:r>
+        <w:t xml:space="preserve">el evento; el</w:t>
+      </w:r>
+      <w:r>
+        <w:t xml:space="preserve"> </w:t>
+      </w:r>
+      <w:r>
+        <w:rPr>
+          <w:b/>
+          <w:bCs/>
+        </w:rPr>
+        <w:t xml:space="preserve">momento</w:t>
+      </w:r>
+      <w:r>
+        <w:t xml:space="preserve"> </w:t>
+      </w:r>
+      <w:r>
+        <w:t xml:space="preserve">en que aparece puede influir; el estrés también puede venir de la</w:t>
+      </w:r>
+      <w:r>
+        <w:t xml:space="preserve"> </w:t>
+      </w:r>
+      <w:r>
+        <w:rPr>
+          <w:b/>
+          <w:bCs/>
+        </w:rPr>
+        <w:t xml:space="preserve">falta de cambio</w:t>
+      </w:r>
+      <w:r>
+        <w:t xml:space="preserve">; y la salud física y mental se afecta más por las</w:t>
+      </w:r>
+      <w:r>
+        <w:t xml:space="preserve"> </w:t>
+      </w:r>
+      <w:r>
+        <w:rPr>
+          <w:b/>
+          <w:bCs/>
+        </w:rPr>
+        <w:t xml:space="preserve">molestias y tensiones cotidianas</w:t>
+      </w:r>
+      <w:r>
+        <w:t xml:space="preserve"> </w:t>
+      </w:r>
+      <w:r>
+        <w:t xml:space="preserve">que por eventos graves aislados.</w:t>
       </w:r>
     </w:p>
     <w:p>
@@ -1545,42 +1409,245 @@
           <w:b/>
           <w:bCs/>
         </w:rPr>
-        <w:t xml:space="preserve">Continuidad</w:t>
-      </w:r>
-      <w:r>
-        <w:t xml:space="preserve"> </w:t>
-      </w:r>
-      <w:r>
-        <w:t xml:space="preserve">(Atchley): los mayores buscan un</w:t>
-      </w:r>
-      <w:r>
-        <w:t xml:space="preserve"> </w:t>
-      </w:r>
-      <w:r>
-        <w:rPr>
-          <w:b/>
-          <w:bCs/>
-        </w:rPr>
-        <w:t xml:space="preserve">equilibrio entre continuidad y cambio</w:t>
-      </w:r>
-      <w:r>
-        <w:t xml:space="preserve"> </w:t>
-      </w:r>
-      <w:r>
-        <w:t xml:space="preserve">con su pasado (estructuras internas y externas); la actividad importa en tanto</w:t>
-      </w:r>
-      <w:r>
-        <w:t xml:space="preserve"> </w:t>
-      </w:r>
-      <w:r>
-        <w:rPr>
-          <w:b/>
-          <w:bCs/>
-        </w:rPr>
-        <w:t xml:space="preserve">continúa el estilo de vida previo</w:t>
-      </w:r>
-      <w:r>
-        <w:t xml:space="preserve">.</w:t>
+        <w:t xml:space="preserve">Modelos que responden a esas críticas:</w:t>
+      </w:r>
+    </w:p>
+    <w:p>
+      <w:pPr>
+        <w:pStyle w:val="Compact"/>
+        <w:numPr>
+          <w:ilvl w:val="1"/>
+          <w:numId w:val="1003"/>
+        </w:numPr>
+      </w:pPr>
+      <w:r>
+        <w:rPr>
+          <w:b/>
+          <w:bCs/>
+        </w:rPr>
+        <w:t xml:space="preserve">Congruencia:</w:t>
+      </w:r>
+      <w:r>
+        <w:t xml:space="preserve"> </w:t>
+      </w:r>
+      <w:r>
+        <w:t xml:space="preserve">la satisfacción o el estrés dependen del</w:t>
+      </w:r>
+      <w:r>
+        <w:t xml:space="preserve"> </w:t>
+      </w:r>
+      <w:r>
+        <w:rPr>
+          <w:b/>
+          <w:bCs/>
+        </w:rPr>
+        <w:t xml:space="preserve">ajuste entre la persona y su ambiente</w:t>
+      </w:r>
+      <w:r>
+        <w:t xml:space="preserve"> </w:t>
+      </w:r>
+      <w:r>
+        <w:t xml:space="preserve">(internar en un asilo a un anciano con fuerte necesidad de independencia aumenta su estrés).</w:t>
+      </w:r>
+    </w:p>
+    <w:p>
+      <w:pPr>
+        <w:pStyle w:val="Compact"/>
+        <w:numPr>
+          <w:ilvl w:val="1"/>
+          <w:numId w:val="1003"/>
+        </w:numPr>
+      </w:pPr>
+      <w:r>
+        <w:rPr>
+          <w:b/>
+          <w:bCs/>
+        </w:rPr>
+        <w:t xml:space="preserve">Competencia-presión ambiental:</w:t>
+      </w:r>
+      <w:r>
+        <w:t xml:space="preserve"> </w:t>
+      </w:r>
+      <w:r>
+        <w:t xml:space="preserve">compara la</w:t>
+      </w:r>
+      <w:r>
+        <w:t xml:space="preserve"> </w:t>
+      </w:r>
+      <w:r>
+        <w:rPr>
+          <w:b/>
+          <w:bCs/>
+        </w:rPr>
+        <w:t xml:space="preserve">presión</w:t>
+      </w:r>
+      <w:r>
+        <w:t xml:space="preserve"> </w:t>
+      </w:r>
+      <w:r>
+        <w:t xml:space="preserve">(demanda) del ambiente con la</w:t>
+      </w:r>
+      <w:r>
+        <w:t xml:space="preserve"> </w:t>
+      </w:r>
+      <w:r>
+        <w:rPr>
+          <w:b/>
+          <w:bCs/>
+        </w:rPr>
+        <w:t xml:space="preserve">competencia</w:t>
+      </w:r>
+      <w:r>
+        <w:t xml:space="preserve"> </w:t>
+      </w:r>
+      <w:r>
+        <w:t xml:space="preserve">(habilidad) de la persona. Cuando están equilibradas hay un</w:t>
+      </w:r>
+      <w:r>
+        <w:t xml:space="preserve"> </w:t>
+      </w:r>
+      <w:r>
+        <w:rPr>
+          <w:b/>
+          <w:bCs/>
+        </w:rPr>
+        <w:t xml:space="preserve">nivel de adaptación normal</w:t>
+      </w:r>
+      <w:r>
+        <w:t xml:space="preserve">; cualquier diferencia produce estrés.</w:t>
+      </w:r>
+    </w:p>
+    <w:p>
+      <w:pPr>
+        <w:pStyle w:val="Compact"/>
+        <w:numPr>
+          <w:ilvl w:val="0"/>
+          <w:numId w:val="1002"/>
+        </w:numPr>
+      </w:pPr>
+      <w:r>
+        <w:t xml:space="preserve">Estos modelos explican</w:t>
+      </w:r>
+      <w:r>
+        <w:t xml:space="preserve"> </w:t>
+      </w:r>
+      <w:r>
+        <w:rPr>
+          <w:b/>
+          <w:bCs/>
+        </w:rPr>
+        <w:t xml:space="preserve">por qué</w:t>
+      </w:r>
+      <w:r>
+        <w:t xml:space="preserve"> </w:t>
+      </w:r>
+      <w:r>
+        <w:t xml:space="preserve">algo estresa, pero no</w:t>
+      </w:r>
+      <w:r>
+        <w:t xml:space="preserve"> </w:t>
+      </w:r>
+      <w:r>
+        <w:rPr>
+          <w:b/>
+          <w:bCs/>
+        </w:rPr>
+        <w:t xml:space="preserve">cómo</w:t>
+      </w:r>
+      <w:r>
+        <w:t xml:space="preserve"> </w:t>
+      </w:r>
+      <w:r>
+        <w:t xml:space="preserve">lo afronta la persona.</w:t>
+      </w:r>
+    </w:p>
+    <w:p>
+      <w:pPr>
+        <w:pStyle w:val="FirstParagraph"/>
+      </w:pPr>
+      <w:r>
+        <w:rPr>
+          <w:b/>
+          <w:bCs/>
+        </w:rPr>
+        <w:t xml:space="preserve">Modelos conductuales</w:t>
+      </w:r>
+      <w:r>
+        <w:t xml:space="preserve"> </w:t>
+      </w:r>
+      <w:r>
+        <w:t xml:space="preserve">(Cátedra de Psicología Evolutiva, 2026h, diapositiva 12; Papalia et al., 2009b, p. 437): dan a la persona un</w:t>
+      </w:r>
+      <w:r>
+        <w:t xml:space="preserve"> </w:t>
+      </w:r>
+      <w:r>
+        <w:rPr>
+          <w:b/>
+          <w:bCs/>
+        </w:rPr>
+        <w:t xml:space="preserve">rol más activo</w:t>
+      </w:r>
+      <w:r>
+        <w:t xml:space="preserve">. Explican el afrontamiento por</w:t>
+      </w:r>
+      <w:r>
+        <w:t xml:space="preserve"> </w:t>
+      </w:r>
+      <w:r>
+        <w:rPr>
+          <w:b/>
+          <w:bCs/>
+        </w:rPr>
+        <w:t xml:space="preserve">condicionamiento</w:t>
+      </w:r>
+      <w:r>
+        <w:t xml:space="preserve"> </w:t>
+      </w:r>
+      <w:r>
+        <w:t xml:space="preserve">(clásico y operante): adaptaciones</w:t>
+      </w:r>
+      <w:r>
+        <w:t xml:space="preserve"> </w:t>
+      </w:r>
+      <w:r>
+        <w:rPr>
+          <w:b/>
+          <w:bCs/>
+        </w:rPr>
+        <w:t xml:space="preserve">aprendidas</w:t>
+      </w:r>
+      <w:r>
+        <w:t xml:space="preserve"> </w:t>
+      </w:r>
+      <w:r>
+        <w:t xml:space="preserve">a los estresores que reducen el estrés percibido. Se basan en estudios con animales. Ante el estrés hay tres respuestas:</w:t>
+      </w:r>
+      <w:r>
+        <w:t xml:space="preserve"> </w:t>
+      </w:r>
+      <w:r>
+        <w:rPr>
+          <w:b/>
+          <w:bCs/>
+        </w:rPr>
+        <w:t xml:space="preserve">luchar, huir o aguantar firme</w:t>
+      </w:r>
+      <w:r>
+        <w:t xml:space="preserve">. Si escapar es imposible y los intentos fracasan, aparece la</w:t>
+      </w:r>
+      <w:r>
+        <w:t xml:space="preserve"> </w:t>
+      </w:r>
+      <w:r>
+        <w:rPr>
+          <w:b/>
+          <w:bCs/>
+        </w:rPr>
+        <w:t xml:space="preserve">desesperanza aprendida</w:t>
+      </w:r>
+      <w:r>
+        <w:t xml:space="preserve">: dejar de intentar cambiar la situación.</w:t>
       </w:r>
     </w:p>
     <w:p>
@@ -1608,13 +1675,13 @@
           <w:i/>
           <w:iCs/>
         </w:rPr>
-        <w:t xml:space="preserve">desvinculación</w:t>
-      </w:r>
-      <w:r>
-        <w:t xml:space="preserve"> </w:t>
-      </w:r>
-      <w:r>
-        <w:t xml:space="preserve">(retiro universal),</w:t>
+        <w:t xml:space="preserve">modelo de congruencia</w:t>
+      </w:r>
+      <w:r>
+        <w:t xml:space="preserve"> </w:t>
+      </w:r>
+      <w:r>
+        <w:t xml:space="preserve">(ajuste entre necesidades y ambiente) con</w:t>
       </w:r>
       <w:r>
         <w:t xml:space="preserve"> </w:t>
@@ -1624,29 +1691,13 @@
           <w:i/>
           <w:iCs/>
         </w:rPr>
-        <w:t xml:space="preserve">actividad</w:t>
-      </w:r>
-      <w:r>
-        <w:t xml:space="preserve"> </w:t>
-      </w:r>
-      <w:r>
-        <w:t xml:space="preserve">(más actividad, mejor) y</w:t>
-      </w:r>
-      <w:r>
-        <w:t xml:space="preserve"> </w:t>
-      </w:r>
-      <w:r>
-        <w:rPr>
-          <w:i/>
-          <w:iCs/>
-        </w:rPr>
-        <w:t xml:space="preserve">continuidad</w:t>
-      </w:r>
-      <w:r>
-        <w:t xml:space="preserve"> </w:t>
-      </w:r>
-      <w:r>
-        <w:t xml:space="preserve">(equilibrio entre continuidad y cambio según el estilo previo) (Papalia et al., 2009b, pp. 446-448).</w:t>
+        <w:t xml:space="preserve">competencia-presión</w:t>
+      </w:r>
+      <w:r>
+        <w:t xml:space="preserve"> </w:t>
+      </w:r>
+      <w:r>
+        <w:t xml:space="preserve">(demandas del ambiente frente a habilidades de la persona) (Cátedra de Psicología Evolutiva, 2026h, diapositiva 11).</w:t>
       </w:r>
     </w:p>
     <w:p>
@@ -1656,14 +1707,14 @@
         </w:pict>
       </w:r>
     </w:p>
-    <w:bookmarkEnd w:id="12"/>
-    <w:bookmarkStart w:id="13" w:name="X081def6d69c1e2cbf5b61ef5dd2204ba8795439"/>
+    <w:bookmarkEnd w:id="11"/>
+    <w:bookmarkStart w:id="12" w:name="X1f8bff0865f1de7bc3c1256505116d0a19f400f"/>
     <w:p>
       <w:pPr>
         <w:pStyle w:val="Heading2"/>
       </w:pPr>
       <w:r>
-        <w:t xml:space="preserve">4. Comportamientos destructivos y efectos en la salud</w:t>
+        <w:t xml:space="preserve">3. Modelo de valoración cognitiva (Lazarus y Folkman)</w:t>
       </w:r>
     </w:p>
     <w:p>
@@ -1671,7 +1722,75 @@
         <w:pStyle w:val="FirstParagraph"/>
       </w:pPr>
       <w:r>
-        <w:t xml:space="preserve">Las conductas destructivas no son «asuntos privados»: dañan a quien las tiene y a quienes lo rodean, y con frecuencia se transmiten entre generaciones (Papalia et al., 2009b, p. 450).</w:t>
+        <w:rPr>
+          <w:b/>
+          <w:bCs/>
+        </w:rPr>
+        <w:t xml:space="preserve">El proceso</w:t>
+      </w:r>
+      <w:r>
+        <w:t xml:space="preserve"> </w:t>
+      </w:r>
+      <w:r>
+        <w:t xml:space="preserve">(Cátedra de Psicología Evolutiva, 2026h, diapositiva 13; Papalia et al., 2009b, p. 438). El afrontamiento es un</w:t>
+      </w:r>
+      <w:r>
+        <w:t xml:space="preserve"> </w:t>
+      </w:r>
+      <w:r>
+        <w:rPr>
+          <w:b/>
+          <w:bCs/>
+        </w:rPr>
+        <w:t xml:space="preserve">proceso evolutivo</w:t>
+      </w:r>
+      <w:r>
+        <w:t xml:space="preserve"> </w:t>
+      </w:r>
+      <w:r>
+        <w:t xml:space="preserve">que ocurre solo cuando la persona percibe una</w:t>
+      </w:r>
+      <w:r>
+        <w:t xml:space="preserve"> </w:t>
+      </w:r>
+      <w:r>
+        <w:rPr>
+          <w:b/>
+          <w:bCs/>
+        </w:rPr>
+        <w:t xml:space="preserve">exigencia excesiva</w:t>
+      </w:r>
+      <w:r>
+        <w:t xml:space="preserve">, que supera sus recursos y le demanda un esfuerzo inusual. La persona hace una</w:t>
+      </w:r>
+      <w:r>
+        <w:t xml:space="preserve"> </w:t>
+      </w:r>
+      <w:r>
+        <w:rPr>
+          <w:b/>
+          <w:bCs/>
+        </w:rPr>
+        <w:t xml:space="preserve">valoración cognitiva</w:t>
+      </w:r>
+      <w:r>
+        <w:t xml:space="preserve"> </w:t>
+      </w:r>
+      <w:r>
+        <w:t xml:space="preserve">de la situación (su ambiente y sus recursos), y el afrontamiento es</w:t>
+      </w:r>
+      <w:r>
+        <w:t xml:space="preserve"> </w:t>
+      </w:r>
+      <w:r>
+        <w:rPr>
+          <w:b/>
+          <w:bCs/>
+        </w:rPr>
+        <w:t xml:space="preserve">dinámico</w:t>
+      </w:r>
+      <w:r>
+        <w:t xml:space="preserve">: se revalora y se cambia de estrategia si hace falta.</w:t>
       </w:r>
     </w:p>
     <w:p>
@@ -1683,84 +1802,251 @@
           <w:b/>
           <w:bCs/>
         </w:rPr>
-        <w:t xml:space="preserve">Abuso y dependencia de sustancias</w:t>
-      </w:r>
-      <w:r>
-        <w:t xml:space="preserve"> </w:t>
-      </w:r>
-      <w:r>
-        <w:t xml:space="preserve">(pp. 450-454). El</w:t>
-      </w:r>
-      <w:r>
-        <w:t xml:space="preserve"> </w:t>
-      </w:r>
-      <w:r>
-        <w:rPr>
-          <w:b/>
-          <w:bCs/>
-        </w:rPr>
-        <w:t xml:space="preserve">abuso</w:t>
-      </w:r>
-      <w:r>
-        <w:t xml:space="preserve"> </w:t>
-      </w:r>
-      <w:r>
-        <w:t xml:space="preserve">es un patrón de uso dañino con consecuencias (falta a las obligaciones, situaciones peligrosas, problemas legales o sociales) durante doce meses; la</w:t>
-      </w:r>
-      <w:r>
-        <w:t xml:space="preserve"> </w:t>
-      </w:r>
-      <w:r>
-        <w:rPr>
-          <w:b/>
-          <w:bCs/>
-        </w:rPr>
-        <w:t xml:space="preserve">dependencia</w:t>
-      </w:r>
-      <w:r>
-        <w:t xml:space="preserve"> </w:t>
-      </w:r>
-      <w:r>
-        <w:t xml:space="preserve">suma criterios como tolerancia creciente, abstinencia y pérdida de control. En la vejez el problema más común es el</w:t>
-      </w:r>
-      <w:r>
-        <w:t xml:space="preserve"> </w:t>
-      </w:r>
-      <w:r>
-        <w:rPr>
-          <w:b/>
-          <w:bCs/>
-        </w:rPr>
-        <w:t xml:space="preserve">alcohol</w:t>
-      </w:r>
-      <w:r>
-        <w:t xml:space="preserve">, a menudo</w:t>
-      </w:r>
-      <w:r>
-        <w:t xml:space="preserve"> </w:t>
-      </w:r>
-      <w:r>
-        <w:rPr>
-          <w:b/>
-          <w:bCs/>
-        </w:rPr>
-        <w:t xml:space="preserve">subestimado</w:t>
-      </w:r>
-      <w:r>
-        <w:t xml:space="preserve"> </w:t>
-      </w:r>
-      <w:r>
-        <w:t xml:space="preserve">porque se oculta y se confunde con otros síntomas; los ancianos alcohólicos responden bien al tratamiento. Los hábitos con sustancias se fijan en la adultez temprana, así que dependen mucho de la</w:t>
-      </w:r>
-      <w:r>
-        <w:t xml:space="preserve"> </w:t>
-      </w:r>
-      <w:r>
-        <w:rPr>
-          <w:b/>
-          <w:bCs/>
-        </w:rPr>
-        <w:t xml:space="preserve">cohorte</w:t>
+        <w:t xml:space="preserve">Qué influye en la elección y efectividad de la estrategia</w:t>
+      </w:r>
+      <w:r>
+        <w:t xml:space="preserve"> </w:t>
+      </w:r>
+      <w:r>
+        <w:t xml:space="preserve">(diapositiva 14; p. 438):</w:t>
+      </w:r>
+    </w:p>
+    <w:p>
+      <w:pPr>
+        <w:pStyle w:val="Compact"/>
+        <w:numPr>
+          <w:ilvl w:val="0"/>
+          <w:numId w:val="1004"/>
+        </w:numPr>
+      </w:pPr>
+      <w:r>
+        <w:rPr>
+          <w:b/>
+          <w:bCs/>
+        </w:rPr>
+        <w:t xml:space="preserve">Recursos personales:</w:t>
+      </w:r>
+      <w:r>
+        <w:t xml:space="preserve"> </w:t>
+      </w:r>
+      <w:r>
+        <w:t xml:space="preserve">salud, energía, creencias sobre el control personal o sobrenatural, compromisos y motivaciones, habilidades sociales y de resolución de problemas, apoyo social y recursos materiales (dinero, bienes y servicios).</w:t>
+      </w:r>
+    </w:p>
+    <w:p>
+      <w:pPr>
+        <w:pStyle w:val="Compact"/>
+        <w:numPr>
+          <w:ilvl w:val="0"/>
+          <w:numId w:val="1004"/>
+        </w:numPr>
+      </w:pPr>
+      <w:r>
+        <w:rPr>
+          <w:b/>
+          <w:bCs/>
+        </w:rPr>
+        <w:t xml:space="preserve">Restricciones personales:</w:t>
+      </w:r>
+      <w:r>
+        <w:t xml:space="preserve"> </w:t>
+      </w:r>
+      <w:r>
+        <w:t xml:space="preserve">problemas psicológicos (miedo al fracaso) o actitudes que reflejan normas sociales (roles de género).</w:t>
+      </w:r>
+    </w:p>
+    <w:p>
+      <w:pPr>
+        <w:pStyle w:val="Compact"/>
+        <w:numPr>
+          <w:ilvl w:val="0"/>
+          <w:numId w:val="1004"/>
+        </w:numPr>
+      </w:pPr>
+      <w:r>
+        <w:rPr>
+          <w:b/>
+          <w:bCs/>
+        </w:rPr>
+        <w:t xml:space="preserve">Restricciones ambientales:</w:t>
+      </w:r>
+      <w:r>
+        <w:t xml:space="preserve"> </w:t>
+      </w:r>
+      <w:r>
+        <w:t xml:space="preserve">demandas que compiten por los mismos recursos, o instituciones que frustran el afrontamiento.</w:t>
+      </w:r>
+    </w:p>
+    <w:p>
+      <w:pPr>
+        <w:pStyle w:val="FirstParagraph"/>
+      </w:pPr>
+      <w:r>
+        <w:rPr>
+          <w:b/>
+          <w:bCs/>
+        </w:rPr>
+        <w:t xml:space="preserve">Dos modos de afrontar</w:t>
+      </w:r>
+      <w:r>
+        <w:t xml:space="preserve"> </w:t>
+      </w:r>
+      <w:r>
+        <w:t xml:space="preserve">(diapositiva 15; p. 439):</w:t>
+      </w:r>
+    </w:p>
+    <w:p>
+      <w:pPr>
+        <w:pStyle w:val="Compact"/>
+        <w:numPr>
+          <w:ilvl w:val="0"/>
+          <w:numId w:val="1005"/>
+        </w:numPr>
+      </w:pPr>
+      <w:r>
+        <w:rPr>
+          <w:b/>
+          <w:bCs/>
+        </w:rPr>
+        <w:t xml:space="preserve">Enfocado en el problema:</w:t>
+      </w:r>
+      <w:r>
+        <w:t xml:space="preserve"> </w:t>
+      </w:r>
+      <w:r>
+        <w:t xml:space="preserve">se dirige a</w:t>
+      </w:r>
+      <w:r>
+        <w:t xml:space="preserve"> </w:t>
+      </w:r>
+      <w:r>
+        <w:rPr>
+          <w:b/>
+          <w:bCs/>
+        </w:rPr>
+        <w:t xml:space="preserve">eliminar, gestionar o mejorar</w:t>
+      </w:r>
+      <w:r>
+        <w:t xml:space="preserve"> </w:t>
+      </w:r>
+      <w:r>
+        <w:t xml:space="preserve">la condición que provoca estrés.</w:t>
+      </w:r>
+    </w:p>
+    <w:p>
+      <w:pPr>
+        <w:pStyle w:val="Compact"/>
+        <w:numPr>
+          <w:ilvl w:val="0"/>
+          <w:numId w:val="1005"/>
+        </w:numPr>
+      </w:pPr>
+      <w:r>
+        <w:rPr>
+          <w:b/>
+          <w:bCs/>
+        </w:rPr>
+        <w:t xml:space="preserve">Enfocado en la emoción:</w:t>
+      </w:r>
+      <w:r>
+        <w:t xml:space="preserve"> </w:t>
+      </w:r>
+      <w:r>
+        <w:t xml:space="preserve">se dirige a</w:t>
+      </w:r>
+      <w:r>
+        <w:t xml:space="preserve"> </w:t>
+      </w:r>
+      <w:r>
+        <w:rPr>
+          <w:b/>
+          <w:bCs/>
+        </w:rPr>
+        <w:t xml:space="preserve">manejar la respuesta emocional</w:t>
+      </w:r>
+      <w:r>
+        <w:t xml:space="preserve"> </w:t>
+      </w:r>
+      <w:r>
+        <w:t xml:space="preserve">para aliviar el impacto físico o psicológico.</w:t>
+      </w:r>
+    </w:p>
+    <w:p>
+      <w:pPr>
+        <w:pStyle w:val="FirstParagraph"/>
+      </w:pPr>
+      <w:r>
+        <w:rPr>
+          <w:b/>
+          <w:bCs/>
+        </w:rPr>
+        <w:t xml:space="preserve">Claves</w:t>
+      </w:r>
+      <w:r>
+        <w:t xml:space="preserve"> </w:t>
+      </w:r>
+      <w:r>
+        <w:t xml:space="preserve">(diapositiva 17; pp. 439-441):</w:t>
+      </w:r>
+    </w:p>
+    <w:p>
+      <w:pPr>
+        <w:pStyle w:val="Compact"/>
+        <w:numPr>
+          <w:ilvl w:val="0"/>
+          <w:numId w:val="1006"/>
+        </w:numPr>
+      </w:pPr>
+      <w:r>
+        <w:rPr>
+          <w:b/>
+          <w:bCs/>
+        </w:rPr>
+        <w:t xml:space="preserve">Ninguna estrategia es buena o mala en sí:</w:t>
+      </w:r>
+      <w:r>
+        <w:t xml:space="preserve"> </w:t>
+      </w:r>
+      <w:r>
+        <w:t xml:space="preserve">su efectividad depende del contexto.</w:t>
+      </w:r>
+    </w:p>
+    <w:p>
+      <w:pPr>
+        <w:pStyle w:val="Compact"/>
+        <w:numPr>
+          <w:ilvl w:val="0"/>
+          <w:numId w:val="1006"/>
+        </w:numPr>
+      </w:pPr>
+      <w:r>
+        <w:t xml:space="preserve">Los</w:t>
+      </w:r>
+      <w:r>
+        <w:t xml:space="preserve"> </w:t>
+      </w:r>
+      <w:r>
+        <w:rPr>
+          <w:b/>
+          <w:bCs/>
+        </w:rPr>
+        <w:t xml:space="preserve">adultos mayores</w:t>
+      </w:r>
+      <w:r>
+        <w:t xml:space="preserve"> </w:t>
+      </w:r>
+      <w:r>
+        <w:t xml:space="preserve">usan más estrategias enfocadas en la emoción que los jóvenes y son más capaces de</w:t>
+      </w:r>
+      <w:r>
+        <w:t xml:space="preserve"> </w:t>
+      </w:r>
+      <w:r>
+        <w:rPr>
+          <w:b/>
+          <w:bCs/>
+        </w:rPr>
+        <w:t xml:space="preserve">regularse emocionalmente</w:t>
       </w:r>
       <w:r>
         <w:t xml:space="preserve">.</w:t>
@@ -1768,6 +2054,274 @@
     </w:p>
     <w:p>
       <w:pPr>
+        <w:pStyle w:val="Compact"/>
+        <w:numPr>
+          <w:ilvl w:val="0"/>
+          <w:numId w:val="1006"/>
+        </w:numPr>
+      </w:pPr>
+      <w:r>
+        <w:t xml:space="preserve">Muchos mayores usan el</w:t>
+      </w:r>
+      <w:r>
+        <w:t xml:space="preserve"> </w:t>
+      </w:r>
+      <w:r>
+        <w:rPr>
+          <w:b/>
+          <w:bCs/>
+        </w:rPr>
+        <w:t xml:space="preserve">comportamiento religioso</w:t>
+      </w:r>
+      <w:r>
+        <w:t xml:space="preserve"> </w:t>
+      </w:r>
+      <w:r>
+        <w:t xml:space="preserve">como estrategia efectiva.</w:t>
+      </w:r>
+    </w:p>
+    <w:p>
+      <w:pPr>
+        <w:pStyle w:val="FirstParagraph"/>
+      </w:pPr>
+      <w:r>
+        <w:rPr>
+          <w:b/>
+          <w:bCs/>
+        </w:rPr>
+        <w:t xml:space="preserve">Estrategias reportadas espontáneamente por adultos mayores</w:t>
+      </w:r>
+      <w:r>
+        <w:t xml:space="preserve"> </w:t>
+      </w:r>
+      <w:r>
+        <w:t xml:space="preserve">(Koenig, George y Siegler, 1988, citado en Papalia et al., 2009b, pp. 441-442; Cátedra de Psicología Evolutiva, 2026h, diapositiva 18):</w:t>
+      </w:r>
+    </w:p>
+    <w:tbl>
+      <w:tblPr>
+        <w:tblStyle w:val="Table"/>
+        <w:tblW w:type="auto" w:w="0"/>
+        <w:tblLook w:firstRow="1" w:lastRow="0" w:firstColumn="0" w:lastColumn="0" w:noHBand="0" w:noVBand="0" w:val="0020"/>
+      </w:tblPr>
+      <w:tblGrid>
+        <w:gridCol w:w="3960"/>
+        <w:gridCol w:w="3960"/>
+      </w:tblGrid>
+      <w:tr>
+        <w:trPr>
+          <w:tblHeader w:val="on"/>
+        </w:trPr>
+        <w:tc>
+          <w:tcPr/>
+          <w:p>
+            <w:pPr>
+              <w:pStyle w:val="Compact"/>
+              <w:jc w:val="left"/>
+            </w:pPr>
+            <w:r>
+              <w:t xml:space="preserve">Estrategia</w:t>
+            </w:r>
+          </w:p>
+        </w:tc>
+        <w:tc>
+          <w:tcPr/>
+          <w:p>
+            <w:pPr>
+              <w:pStyle w:val="Compact"/>
+              <w:jc w:val="left"/>
+            </w:pPr>
+            <w:r>
+              <w:t xml:space="preserve">%</w:t>
+            </w:r>
+          </w:p>
+        </w:tc>
+      </w:tr>
+      <w:tr>
+        <w:tc>
+          <w:tcPr/>
+          <w:p>
+            <w:pPr>
+              <w:pStyle w:val="Compact"/>
+              <w:jc w:val="left"/>
+            </w:pPr>
+            <w:r>
+              <w:t xml:space="preserve">Religión</w:t>
+            </w:r>
+          </w:p>
+        </w:tc>
+        <w:tc>
+          <w:tcPr/>
+          <w:p>
+            <w:pPr>
+              <w:pStyle w:val="Compact"/>
+              <w:jc w:val="left"/>
+            </w:pPr>
+            <w:r>
+              <w:t xml:space="preserve">17,4</w:t>
+            </w:r>
+          </w:p>
+        </w:tc>
+      </w:tr>
+      <w:tr>
+        <w:tc>
+          <w:tcPr/>
+          <w:p>
+            <w:pPr>
+              <w:pStyle w:val="Compact"/>
+              <w:jc w:val="left"/>
+            </w:pPr>
+            <w:r>
+              <w:t xml:space="preserve">Mantenerse ocupado</w:t>
+            </w:r>
+          </w:p>
+        </w:tc>
+        <w:tc>
+          <w:tcPr/>
+          <w:p>
+            <w:pPr>
+              <w:pStyle w:val="Compact"/>
+              <w:jc w:val="left"/>
+            </w:pPr>
+            <w:r>
+              <w:t xml:space="preserve">15,1</w:t>
+            </w:r>
+          </w:p>
+        </w:tc>
+      </w:tr>
+      <w:tr>
+        <w:tc>
+          <w:tcPr/>
+          <w:p>
+            <w:pPr>
+              <w:pStyle w:val="Compact"/>
+              <w:jc w:val="left"/>
+            </w:pPr>
+            <w:r>
+              <w:t xml:space="preserve">Aceptación</w:t>
+            </w:r>
+          </w:p>
+        </w:tc>
+        <w:tc>
+          <w:tcPr/>
+          <w:p>
+            <w:pPr>
+              <w:pStyle w:val="Compact"/>
+              <w:jc w:val="left"/>
+            </w:pPr>
+            <w:r>
+              <w:t xml:space="preserve">11,3</w:t>
+            </w:r>
+          </w:p>
+        </w:tc>
+      </w:tr>
+      <w:tr>
+        <w:tc>
+          <w:tcPr/>
+          <w:p>
+            <w:pPr>
+              <w:pStyle w:val="Compact"/>
+              <w:jc w:val="left"/>
+            </w:pPr>
+            <w:r>
+              <w:t xml:space="preserve">Apoyo de la familia o amistades</w:t>
+            </w:r>
+          </w:p>
+        </w:tc>
+        <w:tc>
+          <w:tcPr/>
+          <w:p>
+            <w:pPr>
+              <w:pStyle w:val="Compact"/>
+              <w:jc w:val="left"/>
+            </w:pPr>
+            <w:r>
+              <w:t xml:space="preserve">11,1</w:t>
+            </w:r>
+          </w:p>
+        </w:tc>
+      </w:tr>
+      <w:tr>
+        <w:tc>
+          <w:tcPr/>
+          <w:p>
+            <w:pPr>
+              <w:pStyle w:val="Compact"/>
+              <w:jc w:val="left"/>
+            </w:pPr>
+            <w:r>
+              <w:t xml:space="preserve">Ayuda profesional</w:t>
+            </w:r>
+          </w:p>
+        </w:tc>
+        <w:tc>
+          <w:tcPr/>
+          <w:p>
+            <w:pPr>
+              <w:pStyle w:val="Compact"/>
+              <w:jc w:val="left"/>
+            </w:pPr>
+            <w:r>
+              <w:t xml:space="preserve">6,1</w:t>
+            </w:r>
+          </w:p>
+        </w:tc>
+      </w:tr>
+      <w:tr>
+        <w:tc>
+          <w:tcPr/>
+          <w:p>
+            <w:pPr>
+              <w:pStyle w:val="Compact"/>
+              <w:jc w:val="left"/>
+            </w:pPr>
+            <w:r>
+              <w:t xml:space="preserve">Actitud positiva</w:t>
+            </w:r>
+          </w:p>
+        </w:tc>
+        <w:tc>
+          <w:tcPr/>
+          <w:p>
+            <w:pPr>
+              <w:pStyle w:val="Compact"/>
+              <w:jc w:val="left"/>
+            </w:pPr>
+            <w:r>
+              <w:t xml:space="preserve">5,6</w:t>
+            </w:r>
+          </w:p>
+        </w:tc>
+      </w:tr>
+      <w:tr>
+        <w:tc>
+          <w:tcPr/>
+          <w:p>
+            <w:pPr>
+              <w:pStyle w:val="Compact"/>
+              <w:jc w:val="left"/>
+            </w:pPr>
+            <w:r>
+              <w:t xml:space="preserve">Vivir un día a la vez</w:t>
+            </w:r>
+          </w:p>
+        </w:tc>
+        <w:tc>
+          <w:tcPr/>
+          <w:p>
+            <w:pPr>
+              <w:pStyle w:val="Compact"/>
+              <w:jc w:val="left"/>
+            </w:pPr>
+            <w:r>
+              <w:t xml:space="preserve">5,2</w:t>
+            </w:r>
+          </w:p>
+        </w:tc>
+      </w:tr>
+    </w:tbl>
+    <w:p>
+      <w:pPr>
         <w:pStyle w:val="BodyText"/>
       </w:pPr>
       <w:r>
@@ -1775,338 +2329,403 @@
           <w:b/>
           <w:bCs/>
         </w:rPr>
-        <w:t xml:space="preserve">Violencia del compañero íntimo</w:t>
-      </w:r>
-      <w:r>
-        <w:t xml:space="preserve"> </w:t>
-      </w:r>
-      <w:r>
-        <w:t xml:space="preserve">(pp. 454-456): violencia física o sexual, amenazas, abuso psicológico y acecho por parte de una pareja o ex pareja. Las víctimas suelen quedarse por baja autoestima, dependencia económica, miedo y aislamiento.</w:t>
-      </w:r>
-    </w:p>
-    <w:p>
-      <w:pPr>
-        <w:pStyle w:val="BodyText"/>
-      </w:pPr>
-      <w:r>
-        <w:rPr>
-          <w:b/>
-          <w:bCs/>
-        </w:rPr>
-        <w:t xml:space="preserve">Abuso infantil y negligencia</w:t>
-      </w:r>
-      <w:r>
-        <w:t xml:space="preserve"> </w:t>
-      </w:r>
-      <w:r>
-        <w:t xml:space="preserve">(pp. 457-458): el</w:t>
-      </w:r>
-      <w:r>
-        <w:t xml:space="preserve"> </w:t>
-      </w:r>
-      <w:r>
-        <w:rPr>
-          <w:b/>
-          <w:bCs/>
-        </w:rPr>
-        <w:t xml:space="preserve">abuso</w:t>
-      </w:r>
-      <w:r>
-        <w:t xml:space="preserve"> </w:t>
-      </w:r>
-      <w:r>
-        <w:t xml:space="preserve">daña activamente al niño; la</w:t>
-      </w:r>
-      <w:r>
-        <w:t xml:space="preserve"> </w:t>
-      </w:r>
-      <w:r>
-        <w:rPr>
-          <w:b/>
-          <w:bCs/>
-        </w:rPr>
-        <w:t xml:space="preserve">negligencia</w:t>
-      </w:r>
-      <w:r>
-        <w:t xml:space="preserve"> </w:t>
-      </w:r>
-      <w:r>
-        <w:t xml:space="preserve">es no satisfacer sus necesidades básicas. Es síntoma de una perturbación grave de la crianza, agravada por pobreza, alcoholismo, depresión o aislamiento.</w:t>
-      </w:r>
-    </w:p>
-    <w:p>
-      <w:pPr>
-        <w:pStyle w:val="BodyText"/>
-      </w:pPr>
-      <w:r>
-        <w:rPr>
-          <w:b/>
-          <w:bCs/>
-        </w:rPr>
-        <w:t xml:space="preserve">Abuso de ancianos</w:t>
-      </w:r>
-      <w:r>
-        <w:t xml:space="preserve"> </w:t>
-      </w:r>
-      <w:r>
-        <w:t xml:space="preserve">(pp. 458-460): maltrato o negligencia de ancianos dependientes o violación de sus derechos. Contra la creencia popular, ocurre sobre todo</w:t>
-      </w:r>
-      <w:r>
-        <w:t xml:space="preserve"> </w:t>
-      </w:r>
-      <w:r>
-        <w:rPr>
-          <w:b/>
-          <w:bCs/>
-        </w:rPr>
-        <w:t xml:space="preserve">en el hogar</w:t>
-      </w:r>
-      <w:r>
-        <w:t xml:space="preserve">: en el</w:t>
-      </w:r>
-      <w:r>
-        <w:t xml:space="preserve"> </w:t>
-      </w:r>
-      <w:r>
-        <w:rPr>
-          <w:b/>
-          <w:bCs/>
-        </w:rPr>
-        <w:t xml:space="preserve">90 %</w:t>
-      </w:r>
-      <w:r>
-        <w:t xml:space="preserve"> </w:t>
-      </w:r>
-      <w:r>
-        <w:t xml:space="preserve">de los casos el abusador es un</w:t>
-      </w:r>
-      <w:r>
-        <w:t xml:space="preserve"> </w:t>
-      </w:r>
-      <w:r>
-        <w:rPr>
-          <w:b/>
-          <w:bCs/>
-        </w:rPr>
-        <w:t xml:space="preserve">familiar</w:t>
-      </w:r>
-      <w:r>
-        <w:t xml:space="preserve">. Tipos: negligencia, abuso psicológico, explotación financiera y abuso físico. Su causa más frecuente es un</w:t>
-      </w:r>
-      <w:r>
-        <w:t xml:space="preserve"> </w:t>
-      </w:r>
-      <w:r>
-        <w:rPr>
-          <w:b/>
-          <w:bCs/>
-        </w:rPr>
-        <w:t xml:space="preserve">cambio en la situación familiar</w:t>
-      </w:r>
-      <w:r>
-        <w:t xml:space="preserve"> </w:t>
-      </w:r>
-      <w:r>
-        <w:t xml:space="preserve">que suma estrés al cuidador.</w:t>
-      </w:r>
-    </w:p>
-    <w:p>
-      <w:pPr>
-        <w:pStyle w:val="RecuadroEsqueleto"/>
-      </w:pPr>
-      <w:r>
-        <w:rPr>
-          <w:b/>
-          <w:bCs/>
-        </w:rPr>
-        <w:t xml:space="preserve">Esqueleto de la respuesta:</w:t>
-      </w:r>
-    </w:p>
-    <w:p>
-      <w:pPr>
-        <w:pStyle w:val="RecuadroEsqueleto"/>
-      </w:pPr>
-      <w:r>
-        <w:t xml:space="preserve">1. </w:t>
-      </w:r>
-      <w:r>
-        <w:rPr>
-          <w:b/>
-          <w:bCs/>
-        </w:rPr>
-        <w:t xml:space="preserve">Tesis:</w:t>
-      </w:r>
-      <w:r>
-        <w:t xml:space="preserve"> </w:t>
-      </w:r>
-      <w:r>
-        <w:t xml:space="preserve">los comportamientos destructivos dañan a quien los tiene y a los demás.</w:t>
-      </w:r>
-    </w:p>
-    <w:p>
-      <w:pPr>
-        <w:pStyle w:val="RecuadroEsqueleto"/>
-      </w:pPr>
-      <w:r>
-        <w:t xml:space="preserve">2. </w:t>
-      </w:r>
-      <w:r>
-        <w:rPr>
-          <w:b/>
-          <w:bCs/>
-        </w:rPr>
-        <w:t xml:space="preserve">Sustancias:</w:t>
-      </w:r>
-      <w:r>
-        <w:t xml:space="preserve"> </w:t>
-      </w:r>
-      <w:r>
-        <w:t xml:space="preserve">abuso vs. dependencia; el alcohol en la vejez, subestimado (Papalia et al., 2009b, pp. 450-454).</w:t>
-      </w:r>
-    </w:p>
-    <w:p>
-      <w:pPr>
-        <w:pStyle w:val="RecuadroEsqueleto"/>
-      </w:pPr>
-      <w:r>
-        <w:t xml:space="preserve">3. </w:t>
-      </w:r>
-      <w:r>
-        <w:rPr>
-          <w:b/>
-          <w:bCs/>
-        </w:rPr>
-        <w:t xml:space="preserve">Violencia del compañero íntimo</w:t>
-      </w:r>
-      <w:r>
-        <w:t xml:space="preserve"> </w:t>
-      </w:r>
-      <w:r>
-        <w:t xml:space="preserve">(pp. 454-456).</w:t>
-      </w:r>
-    </w:p>
-    <w:p>
-      <w:pPr>
-        <w:pStyle w:val="RecuadroEsqueleto"/>
-      </w:pPr>
-      <w:r>
-        <w:t xml:space="preserve">4. </w:t>
-      </w:r>
-      <w:r>
-        <w:rPr>
-          <w:b/>
-          <w:bCs/>
-        </w:rPr>
-        <w:t xml:space="preserve">Abuso infantil y de ancianos:</w:t>
-      </w:r>
-      <w:r>
-        <w:t xml:space="preserve"> </w:t>
-      </w:r>
-      <w:r>
-        <w:t xml:space="preserve">sobre todo en el hogar, por familiares (pp. 457-460).</w:t>
-      </w:r>
-    </w:p>
-    <w:p>
-      <w:pPr>
-        <w:pStyle w:val="RecuadroEsqueleto"/>
-      </w:pPr>
-      <w:r>
-        <w:t xml:space="preserve">5. </w:t>
-      </w:r>
-      <w:r>
-        <w:rPr>
-          <w:b/>
-          <w:bCs/>
-        </w:rPr>
-        <w:t xml:space="preserve">Cierre:</w:t>
-      </w:r>
-      <w:r>
-        <w:t xml:space="preserve"> </w:t>
-      </w:r>
-      <w:r>
-        <w:t xml:space="preserve">efectos en la salud y transmisión entre generaciones.</w:t>
-      </w:r>
-    </w:p>
-    <w:p>
-      <w:pPr>
-        <w:pStyle w:val="RecuadroAtencion"/>
-      </w:pPr>
-      <w:r>
-        <w:t xml:space="preserve">⚠</w:t>
-      </w:r>
-      <w:r>
-        <w:t xml:space="preserve"> </w:t>
-      </w:r>
-      <w:r>
-        <w:rPr>
-          <w:b/>
-          <w:bCs/>
-        </w:rPr>
-        <w:t xml:space="preserve">No confundir:</w:t>
-      </w:r>
-      <w:r>
-        <w:t xml:space="preserve"> </w:t>
-      </w:r>
+        <w:t xml:space="preserve">Ejercicio de la clase: ¿qué modo aplicarían?</w:t>
+      </w:r>
+      <w:r>
+        <w:t xml:space="preserve"> </w:t>
+      </w:r>
+      <w:r>
+        <w:t xml:space="preserve">(diapositiva 16). Una forma de razonarlo con el modelo: el modo</w:t>
+      </w:r>
+      <w:r>
+        <w:t xml:space="preserve"> </w:t>
+      </w:r>
+      <w:r>
+        <w:rPr>
+          <w:b/>
+          <w:bCs/>
+        </w:rPr>
+        <w:t xml:space="preserve">centrado en el problema</w:t>
+      </w:r>
+      <w:r>
+        <w:t xml:space="preserve"> </w:t>
+      </w:r>
+      <w:r>
+        <w:t xml:space="preserve">predomina cuando se ve posible un cambio, y el</w:t>
+      </w:r>
+      <w:r>
+        <w:t xml:space="preserve"> </w:t>
+      </w:r>
+      <w:r>
+        <w:rPr>
+          <w:b/>
+          <w:bCs/>
+        </w:rPr>
+        <w:t xml:space="preserve">centrado en la emoción</w:t>
+      </w:r>
+      <w:r>
+        <w:t xml:space="preserve">, cuando poco puede hacerse (p. 439). Respuestas posibles:</w:t>
+      </w:r>
+    </w:p>
+    <w:p>
+      <w:pPr>
+        <w:pStyle w:val="Compact"/>
+        <w:numPr>
+          <w:ilvl w:val="0"/>
+          <w:numId w:val="1007"/>
+        </w:numPr>
+      </w:pPr>
       <w:r>
         <w:rPr>
           <w:i/>
           <w:iCs/>
         </w:rPr>
-        <w:t xml:space="preserve">abuso de sustancias</w:t>
-      </w:r>
-      <w:r>
-        <w:t xml:space="preserve"> </w:t>
-      </w:r>
-      <w:r>
-        <w:t xml:space="preserve">(uso dañino con consecuencias) con</w:t>
-      </w:r>
-      <w:r>
-        <w:t xml:space="preserve"> </w:t>
-      </w:r>
+        <w:t xml:space="preserve">Fallecimiento del cónyuge:</w:t>
+      </w:r>
+      <w:r>
+        <w:t xml:space="preserve"> </w:t>
+      </w:r>
+      <w:r>
+        <w:t xml:space="preserve">sobre todo</w:t>
+      </w:r>
+      <w:r>
+        <w:t xml:space="preserve"> </w:t>
+      </w:r>
+      <w:r>
+        <w:rPr>
+          <w:b/>
+          <w:bCs/>
+        </w:rPr>
+        <w:t xml:space="preserve">emoción</w:t>
+      </w:r>
+      <w:r>
+        <w:t xml:space="preserve"> </w:t>
+      </w:r>
+      <w:r>
+        <w:t xml:space="preserve">(no se puede revertir), con algo de problema en los trámites y la reorganización de la vida.</w:t>
+      </w:r>
+    </w:p>
+    <w:p>
+      <w:pPr>
+        <w:pStyle w:val="Compact"/>
+        <w:numPr>
+          <w:ilvl w:val="0"/>
+          <w:numId w:val="1007"/>
+        </w:numPr>
+      </w:pPr>
       <w:r>
         <w:rPr>
           <w:i/>
           <w:iCs/>
         </w:rPr>
-        <w:t xml:space="preserve">dependencia</w:t>
-      </w:r>
-      <w:r>
-        <w:t xml:space="preserve"> </w:t>
-      </w:r>
-      <w:r>
-        <w:t xml:space="preserve">(tolerancia, abstinencia, pérdida de control); y</w:t>
-      </w:r>
-      <w:r>
-        <w:t xml:space="preserve"> </w:t>
-      </w:r>
+        <w:t xml:space="preserve">Pérdida de la audición:</w:t>
+      </w:r>
+      <w:r>
+        <w:t xml:space="preserve"> </w:t>
+      </w:r>
+      <w:r>
+        <w:rPr>
+          <w:b/>
+          <w:bCs/>
+        </w:rPr>
+        <w:t xml:space="preserve">problema</w:t>
+      </w:r>
+      <w:r>
+        <w:t xml:space="preserve"> </w:t>
+      </w:r>
+      <w:r>
+        <w:t xml:space="preserve">(audífonos, adaptar la comunicación) y</w:t>
+      </w:r>
+      <w:r>
+        <w:t xml:space="preserve"> </w:t>
+      </w:r>
+      <w:r>
+        <w:rPr>
+          <w:b/>
+          <w:bCs/>
+        </w:rPr>
+        <w:t xml:space="preserve">emoción</w:t>
+      </w:r>
+      <w:r>
+        <w:t xml:space="preserve"> </w:t>
+      </w:r>
+      <w:r>
+        <w:t xml:space="preserve">(aceptar la pérdida).</w:t>
+      </w:r>
+    </w:p>
+    <w:p>
+      <w:pPr>
+        <w:pStyle w:val="Compact"/>
+        <w:numPr>
+          <w:ilvl w:val="0"/>
+          <w:numId w:val="1007"/>
+        </w:numPr>
+      </w:pPr>
       <w:r>
         <w:rPr>
           <w:i/>
           <w:iCs/>
         </w:rPr>
-        <w:t xml:space="preserve">abuso</w:t>
-      </w:r>
-      <w:r>
-        <w:t xml:space="preserve"> </w:t>
-      </w:r>
-      <w:r>
-        <w:t xml:space="preserve">(daño activo) con</w:t>
-      </w:r>
-      <w:r>
-        <w:t xml:space="preserve"> </w:t>
-      </w:r>
+        <w:t xml:space="preserve">Cambio de rutina por la jubilación:</w:t>
+      </w:r>
+      <w:r>
+        <w:t xml:space="preserve"> </w:t>
+      </w:r>
+      <w:r>
+        <w:t xml:space="preserve">sobre todo</w:t>
+      </w:r>
+      <w:r>
+        <w:t xml:space="preserve"> </w:t>
+      </w:r>
+      <w:r>
+        <w:rPr>
+          <w:b/>
+          <w:bCs/>
+        </w:rPr>
+        <w:t xml:space="preserve">problema</w:t>
+      </w:r>
+      <w:r>
+        <w:t xml:space="preserve"> </w:t>
+      </w:r>
+      <w:r>
+        <w:t xml:space="preserve">(armar una rutina y actividades nuevas).</w:t>
+      </w:r>
+    </w:p>
+    <w:p>
+      <w:pPr>
+        <w:pStyle w:val="Compact"/>
+        <w:numPr>
+          <w:ilvl w:val="0"/>
+          <w:numId w:val="1007"/>
+        </w:numPr>
+      </w:pPr>
       <w:r>
         <w:rPr>
           <w:i/>
           <w:iCs/>
         </w:rPr>
-        <w:t xml:space="preserve">negligencia</w:t>
-      </w:r>
-      <w:r>
-        <w:t xml:space="preserve"> </w:t>
-      </w:r>
-      <w:r>
-        <w:t xml:space="preserve">(no satisfacer necesidades) (Papalia et al., 2009b, pp. 450, 457).</w:t>
+        <w:t xml:space="preserve">Jubilación insuficiente para vivienda y salud:</w:t>
+      </w:r>
+      <w:r>
+        <w:t xml:space="preserve"> </w:t>
+      </w:r>
+      <w:r>
+        <w:t xml:space="preserve">sobre todo</w:t>
+      </w:r>
+      <w:r>
+        <w:t xml:space="preserve"> </w:t>
+      </w:r>
+      <w:r>
+        <w:rPr>
+          <w:b/>
+          <w:bCs/>
+        </w:rPr>
+        <w:t xml:space="preserve">problema</w:t>
+      </w:r>
+      <w:r>
+        <w:t xml:space="preserve"> </w:t>
+      </w:r>
+      <w:r>
+        <w:t xml:space="preserve">(buscar ingresos, ayudas o ajustar gastos), con manejo emocional de la preocupación.</w:t>
+      </w:r>
+    </w:p>
+    <w:p>
+      <w:pPr>
+        <w:pStyle w:val="RecuadroEsqueleto"/>
+      </w:pPr>
+      <w:r>
+        <w:rPr>
+          <w:b/>
+          <w:bCs/>
+        </w:rPr>
+        <w:t xml:space="preserve">Esqueleto de la respuesta:</w:t>
+      </w:r>
+    </w:p>
+    <w:p>
+      <w:pPr>
+        <w:pStyle w:val="RecuadroEsqueleto"/>
+      </w:pPr>
+      <w:r>
+        <w:t xml:space="preserve">1. </w:t>
+      </w:r>
+      <w:r>
+        <w:rPr>
+          <w:b/>
+          <w:bCs/>
+        </w:rPr>
+        <w:t xml:space="preserve">Tesis:</w:t>
+      </w:r>
+      <w:r>
+        <w:t xml:space="preserve"> </w:t>
+      </w:r>
+      <w:r>
+        <w:t xml:space="preserve">afrontar es un proceso dinámico de valoración y revaloración (Lazarus y Folkman).</w:t>
+      </w:r>
+    </w:p>
+    <w:p>
+      <w:pPr>
+        <w:pStyle w:val="RecuadroEsqueleto"/>
+      </w:pPr>
+      <w:r>
+        <w:t xml:space="preserve">2. </w:t>
+      </w:r>
+      <w:r>
+        <w:rPr>
+          <w:b/>
+          <w:bCs/>
+        </w:rPr>
+        <w:t xml:space="preserve">Cuándo ocurre:</w:t>
+      </w:r>
+      <w:r>
+        <w:t xml:space="preserve"> </w:t>
+      </w:r>
+      <w:r>
+        <w:t xml:space="preserve">ante una exigencia que supera los recursos (Papalia et al., 2009b, p. 438).</w:t>
+      </w:r>
+    </w:p>
+    <w:p>
+      <w:pPr>
+        <w:pStyle w:val="RecuadroEsqueleto"/>
+      </w:pPr>
+      <w:r>
+        <w:t xml:space="preserve">3. </w:t>
+      </w:r>
+      <w:r>
+        <w:rPr>
+          <w:b/>
+          <w:bCs/>
+        </w:rPr>
+        <w:t xml:space="preserve">Qué influye:</w:t>
+      </w:r>
+      <w:r>
+        <w:t xml:space="preserve"> </w:t>
+      </w:r>
+      <w:r>
+        <w:t xml:space="preserve">recursos y restricciones personales y ambientales (p. 438).</w:t>
+      </w:r>
+    </w:p>
+    <w:p>
+      <w:pPr>
+        <w:pStyle w:val="RecuadroEsqueleto"/>
+      </w:pPr>
+      <w:r>
+        <w:t xml:space="preserve">4. </w:t>
+      </w:r>
+      <w:r>
+        <w:rPr>
+          <w:b/>
+          <w:bCs/>
+        </w:rPr>
+        <w:t xml:space="preserve">Modos:</w:t>
+      </w:r>
+      <w:r>
+        <w:t xml:space="preserve"> </w:t>
+      </w:r>
+      <w:r>
+        <w:t xml:space="preserve">enfocado en el problema o en la emoción (p. 439).</w:t>
+      </w:r>
+    </w:p>
+    <w:p>
+      <w:pPr>
+        <w:pStyle w:val="RecuadroEsqueleto"/>
+      </w:pPr>
+      <w:r>
+        <w:t xml:space="preserve">5. </w:t>
+      </w:r>
+      <w:r>
+        <w:rPr>
+          <w:b/>
+          <w:bCs/>
+        </w:rPr>
+        <w:t xml:space="preserve">Cierre:</w:t>
+      </w:r>
+      <w:r>
+        <w:t xml:space="preserve"> </w:t>
+      </w:r>
+      <w:r>
+        <w:t xml:space="preserve">ninguna estrategia es mala en sí; los mayores regulan mejor la emoción (pp. 439-441).</w:t>
+      </w:r>
+    </w:p>
+    <w:p>
+      <w:pPr>
+        <w:pStyle w:val="RecuadroAtencion"/>
+      </w:pPr>
+      <w:r>
+        <w:t xml:space="preserve">⚠</w:t>
+      </w:r>
+      <w:r>
+        <w:t xml:space="preserve"> </w:t>
+      </w:r>
+      <w:r>
+        <w:rPr>
+          <w:b/>
+          <w:bCs/>
+        </w:rPr>
+        <w:t xml:space="preserve">No confundir:</w:t>
+      </w:r>
+      <w:r>
+        <w:t xml:space="preserve"> </w:t>
+      </w:r>
+      <w:r>
+        <w:rPr>
+          <w:i/>
+          <w:iCs/>
+        </w:rPr>
+        <w:t xml:space="preserve">afrontamiento enfocado en el problema</w:t>
+      </w:r>
+      <w:r>
+        <w:t xml:space="preserve"> </w:t>
+      </w:r>
+      <w:r>
+        <w:t xml:space="preserve">(cambiar la situación) con</w:t>
+      </w:r>
+      <w:r>
+        <w:t xml:space="preserve"> </w:t>
+      </w:r>
+      <w:r>
+        <w:rPr>
+          <w:i/>
+          <w:iCs/>
+        </w:rPr>
+        <w:t xml:space="preserve">enfocado en la emoción</w:t>
+      </w:r>
+      <w:r>
+        <w:t xml:space="preserve"> </w:t>
+      </w:r>
+      <w:r>
+        <w:t xml:space="preserve">(manejar la respuesta emocional); y</w:t>
+      </w:r>
+      <w:r>
+        <w:t xml:space="preserve"> </w:t>
+      </w:r>
+      <w:r>
+        <w:rPr>
+          <w:i/>
+          <w:iCs/>
+        </w:rPr>
+        <w:t xml:space="preserve">modelo ambiental</w:t>
+      </w:r>
+      <w:r>
+        <w:t xml:space="preserve"> </w:t>
+      </w:r>
+      <w:r>
+        <w:t xml:space="preserve">(mecanicista: cuentan las demandas) con</w:t>
+      </w:r>
+      <w:r>
+        <w:t xml:space="preserve"> </w:t>
+      </w:r>
+      <w:r>
+        <w:rPr>
+          <w:i/>
+          <w:iCs/>
+        </w:rPr>
+        <w:t xml:space="preserve">valoración cognitiva</w:t>
+      </w:r>
+      <w:r>
+        <w:t xml:space="preserve"> </w:t>
+      </w:r>
+      <w:r>
+        <w:t xml:space="preserve">(cuenta cómo la persona interpreta la situación) (Papalia et al., 2009b, pp. 435-439).</w:t>
       </w:r>
     </w:p>
     <w:p>
@@ -2116,14 +2735,14 @@
         </w:pict>
       </w:r>
     </w:p>
-    <w:bookmarkEnd w:id="13"/>
-    <w:bookmarkStart w:id="14" w:name="para-rendir-formato-del-parcial"/>
+    <w:bookmarkEnd w:id="12"/>
+    <w:bookmarkStart w:id="13" w:name="envejecimiento-exitoso"/>
     <w:p>
       <w:pPr>
         <w:pStyle w:val="Heading2"/>
       </w:pPr>
       <w:r>
-        <w:t xml:space="preserve">Para rendir (formato del parcial)</w:t>
+        <w:t xml:space="preserve">4. Envejecimiento exitoso</w:t>
       </w:r>
     </w:p>
     <w:p>
@@ -2135,26 +2754,236 @@
           <w:b/>
           <w:bCs/>
         </w:rPr>
-        <w:t xml:space="preserve">1) Opción múltiple.</w:t>
-      </w:r>
-      <w:r>
-        <w:t xml:space="preserve"> </w:t>
-      </w:r>
-      <w:r>
-        <w:t xml:space="preserve">En el modelo de Lazarus, el afrontamiento enfocado en la emoción: (a) busca eliminar la fuente del estrés; (b)</w:t>
-      </w:r>
-      <w:r>
-        <w:t xml:space="preserve"> </w:t>
-      </w:r>
-      <w:r>
-        <w:rPr>
-          <w:b/>
-          <w:bCs/>
-        </w:rPr>
-        <w:t xml:space="preserve">busca manejar la respuesta emocional para aliviar el impacto del estrés</w:t>
-      </w:r>
-      <w:r>
-        <w:t xml:space="preserve">; (c) es siempre inmaduro; (d) solo lo usan los ancianos. —</w:t>
+        <w:t xml:space="preserve">El concepto</w:t>
+      </w:r>
+      <w:r>
+        <w:t xml:space="preserve"> </w:t>
+      </w:r>
+      <w:r>
+        <w:t xml:space="preserve">(Cátedra de Psicología Evolutiva, 2026h, diapositivas 21-22; Papalia et al., 2009b, p. 444). Representa un gran</w:t>
+      </w:r>
+      <w:r>
+        <w:t xml:space="preserve"> </w:t>
+      </w:r>
+      <w:r>
+        <w:rPr>
+          <w:b/>
+          <w:bCs/>
+        </w:rPr>
+        <w:t xml:space="preserve">cambio en el enfoque gerontológico</w:t>
+      </w:r>
+      <w:r>
+        <w:t xml:space="preserve">, en respuesta al número creciente de ancianos activos y saludables, y contrasta con la vieja idea de que envejecer es resultado de</w:t>
+      </w:r>
+      <w:r>
+        <w:t xml:space="preserve"> </w:t>
+      </w:r>
+      <w:r>
+        <w:rPr>
+          <w:b/>
+          <w:bCs/>
+        </w:rPr>
+        <w:t xml:space="preserve">procesos inevitables de pérdida y deterioro</w:t>
+      </w:r>
+      <w:r>
+        <w:t xml:space="preserve">. La</w:t>
+      </w:r>
+      <w:r>
+        <w:t xml:space="preserve"> </w:t>
+      </w:r>
+      <w:r>
+        <w:rPr>
+          <w:b/>
+          <w:bCs/>
+        </w:rPr>
+        <w:t xml:space="preserve">MacArthur Foundation Research Network on Successful Aging</w:t>
+      </w:r>
+      <w:r>
+        <w:t xml:space="preserve"> </w:t>
+      </w:r>
+      <w:r>
+        <w:t xml:space="preserve">identificó</w:t>
+      </w:r>
+      <w:r>
+        <w:t xml:space="preserve"> </w:t>
+      </w:r>
+      <w:r>
+        <w:rPr>
+          <w:b/>
+          <w:bCs/>
+        </w:rPr>
+        <w:t xml:space="preserve">tres componentes</w:t>
+      </w:r>
+      <w:r>
+        <w:t xml:space="preserve">:</w:t>
+      </w:r>
+    </w:p>
+    <w:p>
+      <w:pPr>
+        <w:pStyle w:val="Compact"/>
+        <w:numPr>
+          <w:ilvl w:val="0"/>
+          <w:numId w:val="1008"/>
+        </w:numPr>
+      </w:pPr>
+      <w:r>
+        <w:rPr>
+          <w:b/>
+          <w:bCs/>
+        </w:rPr>
+        <w:t xml:space="preserve">Evitar la enfermedad</w:t>
+      </w:r>
+      <w:r>
+        <w:t xml:space="preserve"> </w:t>
+      </w:r>
+      <w:r>
+        <w:t xml:space="preserve">o la discapacidad relacionada con ella.</w:t>
+      </w:r>
+    </w:p>
+    <w:p>
+      <w:pPr>
+        <w:pStyle w:val="Compact"/>
+        <w:numPr>
+          <w:ilvl w:val="0"/>
+          <w:numId w:val="1008"/>
+        </w:numPr>
+      </w:pPr>
+      <w:r>
+        <w:rPr>
+          <w:b/>
+          <w:bCs/>
+        </w:rPr>
+        <w:t xml:space="preserve">Mantener un alto funcionamiento físico y cognitivo.</w:t>
+      </w:r>
+    </w:p>
+    <w:p>
+      <w:pPr>
+        <w:pStyle w:val="Compact"/>
+        <w:numPr>
+          <w:ilvl w:val="0"/>
+          <w:numId w:val="1008"/>
+        </w:numPr>
+      </w:pPr>
+      <w:r>
+        <w:rPr>
+          <w:b/>
+          <w:bCs/>
+        </w:rPr>
+        <w:t xml:space="preserve">Involucrarse en forma activa y sostenida</w:t>
+      </w:r>
+      <w:r>
+        <w:t xml:space="preserve"> </w:t>
+      </w:r>
+      <w:r>
+        <w:t xml:space="preserve">en actividades sociales y productivas.</w:t>
+      </w:r>
+    </w:p>
+    <w:p>
+      <w:pPr>
+        <w:pStyle w:val="FirstParagraph"/>
+      </w:pPr>
+      <w:r>
+        <w:rPr>
+          <w:b/>
+          <w:bCs/>
+        </w:rPr>
+        <w:t xml:space="preserve">Críticas</w:t>
+      </w:r>
+      <w:r>
+        <w:t xml:space="preserve"> </w:t>
+      </w:r>
+      <w:r>
+        <w:t xml:space="preserve">(diapositiva 23; pp. 444-445): estos términos pueden</w:t>
+      </w:r>
+      <w:r>
+        <w:t xml:space="preserve"> </w:t>
+      </w:r>
+      <w:r>
+        <w:rPr>
+          <w:b/>
+          <w:bCs/>
+        </w:rPr>
+        <w:t xml:space="preserve">cargar más que liberar</w:t>
+      </w:r>
+      <w:r>
+        <w:t xml:space="preserve"> </w:t>
+      </w:r>
+      <w:r>
+        <w:t xml:space="preserve">a los mayores, al presionarlos a cumplir estándares que no pueden o no quieren; no contemplan</w:t>
+      </w:r>
+      <w:r>
+        <w:t xml:space="preserve"> </w:t>
+      </w:r>
+      <w:r>
+        <w:rPr>
+          <w:b/>
+          <w:bCs/>
+        </w:rPr>
+        <w:t xml:space="preserve">estilos de vida</w:t>
+      </w:r>
+      <w:r>
+        <w:t xml:space="preserve"> </w:t>
+      </w:r>
+      <w:r>
+        <w:t xml:space="preserve">diferentes, ni las influencias</w:t>
+      </w:r>
+      <w:r>
+        <w:t xml:space="preserve"> </w:t>
+      </w:r>
+      <w:r>
+        <w:rPr>
+          <w:b/>
+          <w:bCs/>
+        </w:rPr>
+        <w:t xml:space="preserve">genéticas</w:t>
+      </w:r>
+      <w:r>
+        <w:t xml:space="preserve">, ni los distintos niveles de</w:t>
+      </w:r>
+      <w:r>
+        <w:t xml:space="preserve"> </w:t>
+      </w:r>
+      <w:r>
+        <w:rPr>
+          <w:b/>
+          <w:bCs/>
+        </w:rPr>
+        <w:t xml:space="preserve">escolaridad</w:t>
+      </w:r>
+      <w:r>
+        <w:t xml:space="preserve"> </w:t>
+      </w:r>
+      <w:r>
+        <w:t xml:space="preserve">y</w:t>
+      </w:r>
+      <w:r>
+        <w:t xml:space="preserve"> </w:t>
+      </w:r>
+      <w:r>
+        <w:rPr>
+          <w:b/>
+          <w:bCs/>
+        </w:rPr>
+        <w:t xml:space="preserve">socioeconómicos</w:t>
+      </w:r>
+      <w:r>
+        <w:t xml:space="preserve">. ▸</w:t>
+      </w:r>
+      <w:r>
+        <w:t xml:space="preserve"> </w:t>
+      </w:r>
+      <w:r>
+        <w:rPr>
+          <w:b/>
+          <w:bCs/>
+        </w:rPr>
+        <w:t xml:space="preserve">Complemento:</w:t>
+      </w:r>
+      <w:r>
+        <w:t xml:space="preserve"> </w:t>
+      </w:r>
+      <w:r>
+        <w:t xml:space="preserve">la cátedra mostró además un artículo sobre los</w:t>
       </w:r>
       <w:r>
         <w:t xml:space="preserve"> </w:t>
@@ -2164,13 +2993,13 @@
           <w:i/>
           <w:iCs/>
         </w:rPr>
-        <w:t xml:space="preserve">Respuesta: b</w:t>
-      </w:r>
-      <w:r>
-        <w:t xml:space="preserve"> </w:t>
-      </w:r>
-      <w:r>
-        <w:t xml:space="preserve">(Papalia et al., 2009b, p. 439).</w:t>
+        <w:t xml:space="preserve">Superagers</w:t>
+      </w:r>
+      <w:r>
+        <w:t xml:space="preserve"> </w:t>
+      </w:r>
+      <w:r>
+        <w:t xml:space="preserve">(diapositiva 24); revisalo si lo tenés.</w:t>
       </w:r>
     </w:p>
     <w:p>
@@ -2182,75 +3011,542 @@
           <w:b/>
           <w:bCs/>
         </w:rPr>
-        <w:t xml:space="preserve">2) Verdadero o falso.</w:t>
-      </w:r>
-      <w:r>
-        <w:t xml:space="preserve"> </w:t>
-      </w:r>
-      <w:r>
-        <w:t xml:space="preserve">«La mayor parte del abuso de ancianos ocurre en instituciones.» —</w:t>
-      </w:r>
-      <w:r>
-        <w:t xml:space="preserve"> </w:t>
-      </w:r>
+        <w:t xml:space="preserve">Modelos normativos</w:t>
+      </w:r>
+      <w:r>
+        <w:t xml:space="preserve"> </w:t>
+      </w:r>
+      <w:r>
+        <w:t xml:space="preserve">(diapositivas 26-27; pp. 445-447): los adultos envejecen exitosamente cuando completan las</w:t>
+      </w:r>
+      <w:r>
+        <w:t xml:space="preserve"> </w:t>
+      </w:r>
+      <w:r>
+        <w:rPr>
+          <w:b/>
+          <w:bCs/>
+        </w:rPr>
+        <w:t xml:space="preserve">tareas psicológicas</w:t>
+      </w:r>
+      <w:r>
+        <w:t xml:space="preserve"> </w:t>
+      </w:r>
+      <w:r>
+        <w:t xml:space="preserve">de cada período de manera emocionalmente saludable.</w:t>
+      </w:r>
+    </w:p>
+    <w:p>
+      <w:pPr>
+        <w:pStyle w:val="Compact"/>
+        <w:numPr>
+          <w:ilvl w:val="0"/>
+          <w:numId w:val="1009"/>
+        </w:numPr>
+      </w:pPr>
+      <w:r>
+        <w:rPr>
+          <w:b/>
+          <w:bCs/>
+        </w:rPr>
+        <w:t xml:space="preserve">Siete ajustes de Peck</w:t>
+      </w:r>
+      <w:r>
+        <w:t xml:space="preserve">:</w:t>
+      </w:r>
+    </w:p>
+    <w:p>
+      <w:pPr>
+        <w:pStyle w:val="Compact"/>
+        <w:numPr>
+          <w:ilvl w:val="1"/>
+          <w:numId w:val="1010"/>
+        </w:numPr>
+      </w:pPr>
       <w:r>
         <w:rPr>
           <w:i/>
           <w:iCs/>
         </w:rPr>
-        <w:t xml:space="preserve">Falso.</w:t>
-      </w:r>
-      <w:r>
-        <w:t xml:space="preserve"> </w:t>
-      </w:r>
-      <w:r>
-        <w:t xml:space="preserve">Ocurre sobre todo en el hogar; en el 90 % de los casos el abusador es un familiar (p. 458).</w:t>
-      </w:r>
-    </w:p>
-    <w:p>
-      <w:pPr>
-        <w:pStyle w:val="BodyText"/>
-      </w:pPr>
-      <w:r>
-        <w:rPr>
-          <w:b/>
-          <w:bCs/>
-        </w:rPr>
-        <w:t xml:space="preserve">3) Verdadero o falso.</w:t>
-      </w:r>
-      <w:r>
-        <w:t xml:space="preserve"> </w:t>
-      </w:r>
-      <w:r>
-        <w:t xml:space="preserve">«Para la teoría de la continuidad, la actividad importa en tanto continúa el estilo de vida previo.» —</w:t>
-      </w:r>
-      <w:r>
-        <w:t xml:space="preserve"> </w:t>
-      </w:r>
+        <w:t xml:space="preserve">En la adultez media:</w:t>
+      </w:r>
+      <w:r>
+        <w:t xml:space="preserve"> </w:t>
+      </w:r>
+      <w:r>
+        <w:t xml:space="preserve">valorar la</w:t>
+      </w:r>
+      <w:r>
+        <w:t xml:space="preserve"> </w:t>
+      </w:r>
+      <w:r>
+        <w:rPr>
+          <w:b/>
+          <w:bCs/>
+        </w:rPr>
+        <w:t xml:space="preserve">sabiduría</w:t>
+      </w:r>
+      <w:r>
+        <w:t xml:space="preserve"> </w:t>
+      </w:r>
+      <w:r>
+        <w:t xml:space="preserve">frente a la fuerza física;</w:t>
+      </w:r>
+      <w:r>
+        <w:t xml:space="preserve"> </w:t>
+      </w:r>
+      <w:r>
+        <w:rPr>
+          <w:b/>
+          <w:bCs/>
+        </w:rPr>
+        <w:t xml:space="preserve">socializar</w:t>
+      </w:r>
+      <w:r>
+        <w:t xml:space="preserve"> </w:t>
+      </w:r>
+      <w:r>
+        <w:t xml:space="preserve">frente a sexualizar las relaciones;</w:t>
+      </w:r>
+      <w:r>
+        <w:t xml:space="preserve"> </w:t>
+      </w:r>
+      <w:r>
+        <w:rPr>
+          <w:b/>
+          <w:bCs/>
+        </w:rPr>
+        <w:t xml:space="preserve">flexibilidad emocional</w:t>
+      </w:r>
+      <w:r>
+        <w:t xml:space="preserve"> </w:t>
+      </w:r>
+      <w:r>
+        <w:t xml:space="preserve">frente a empobrecimiento emocional;</w:t>
+      </w:r>
+      <w:r>
+        <w:t xml:space="preserve"> </w:t>
+      </w:r>
+      <w:r>
+        <w:rPr>
+          <w:b/>
+          <w:bCs/>
+        </w:rPr>
+        <w:t xml:space="preserve">flexibilidad mental</w:t>
+      </w:r>
+      <w:r>
+        <w:t xml:space="preserve"> </w:t>
+      </w:r>
+      <w:r>
+        <w:t xml:space="preserve">frente a rigidez.</w:t>
+      </w:r>
+    </w:p>
+    <w:p>
+      <w:pPr>
+        <w:pStyle w:val="Compact"/>
+        <w:numPr>
+          <w:ilvl w:val="1"/>
+          <w:numId w:val="1010"/>
+        </w:numPr>
+      </w:pPr>
       <w:r>
         <w:rPr>
           <w:i/>
           <w:iCs/>
         </w:rPr>
-        <w:t xml:space="preserve">Verdadero</w:t>
-      </w:r>
-      <w:r>
-        <w:t xml:space="preserve"> </w:t>
-      </w:r>
-      <w:r>
-        <w:t xml:space="preserve">(Atchley, citado en Papalia et al., 2009b, pp. 447-448).</w:t>
-      </w:r>
-    </w:p>
-    <w:p>
-      <w:pPr>
-        <w:pStyle w:val="BodyText"/>
-      </w:pPr>
-      <w:r>
-        <w:rPr>
-          <w:b/>
-          <w:bCs/>
-        </w:rPr>
-        <w:t xml:space="preserve">4) Pregunta abierta (máx. 7 renglones).</w:t>
+        <w:t xml:space="preserve">En la vejez:</w:t>
+      </w:r>
+      <w:r>
+        <w:t xml:space="preserve"> </w:t>
+      </w:r>
+      <w:r>
+        <w:rPr>
+          <w:b/>
+          <w:bCs/>
+        </w:rPr>
+        <w:t xml:space="preserve">autodefinición más amplia</w:t>
+      </w:r>
+      <w:r>
+        <w:t xml:space="preserve"> </w:t>
+      </w:r>
+      <w:r>
+        <w:t xml:space="preserve">frente a preocupación por los roles del trabajo;</w:t>
+      </w:r>
+      <w:r>
+        <w:t xml:space="preserve"> </w:t>
+      </w:r>
+      <w:r>
+        <w:rPr>
+          <w:b/>
+          <w:bCs/>
+        </w:rPr>
+        <w:t xml:space="preserve">trascendencia del cuerpo</w:t>
+      </w:r>
+      <w:r>
+        <w:t xml:space="preserve"> </w:t>
+      </w:r>
+      <w:r>
+        <w:t xml:space="preserve">frente a preocupación por el cuerpo;</w:t>
+      </w:r>
+      <w:r>
+        <w:t xml:space="preserve"> </w:t>
+      </w:r>
+      <w:r>
+        <w:rPr>
+          <w:b/>
+          <w:bCs/>
+        </w:rPr>
+        <w:t xml:space="preserve">trascendencia del yo</w:t>
+      </w:r>
+      <w:r>
+        <w:t xml:space="preserve"> </w:t>
+      </w:r>
+      <w:r>
+        <w:t xml:space="preserve">frente a preocupación por el yo.</w:t>
+      </w:r>
+    </w:p>
+    <w:p>
+      <w:pPr>
+        <w:pStyle w:val="Compact"/>
+        <w:numPr>
+          <w:ilvl w:val="0"/>
+          <w:numId w:val="1009"/>
+        </w:numPr>
+      </w:pPr>
+      <w:r>
+        <w:rPr>
+          <w:b/>
+          <w:bCs/>
+        </w:rPr>
+        <w:t xml:space="preserve">Teoría de la desvinculación:</w:t>
+      </w:r>
+      <w:r>
+        <w:t xml:space="preserve"> </w:t>
+      </w:r>
+      <w:r>
+        <w:t xml:space="preserve">el envejecimiento normal implica una reducción gradual del involucramiento social y más preocupación por uno mismo: un retiro gradual de los roles que termina con la muerte.</w:t>
+      </w:r>
+    </w:p>
+    <w:p>
+      <w:pPr>
+        <w:pStyle w:val="Compact"/>
+        <w:numPr>
+          <w:ilvl w:val="0"/>
+          <w:numId w:val="1009"/>
+        </w:numPr>
+      </w:pPr>
+      <w:r>
+        <w:rPr>
+          <w:b/>
+          <w:bCs/>
+        </w:rPr>
+        <w:t xml:space="preserve">Teoría de la actividad:</w:t>
+      </w:r>
+      <w:r>
+        <w:t xml:space="preserve"> </w:t>
+      </w:r>
+      <w:r>
+        <w:t xml:space="preserve">cuanto más activas permanecen las personas, mejor envejecen (más actividad = más satisfacción); quienes envejecen bien mantienen todas las actividades posibles y</w:t>
+      </w:r>
+      <w:r>
+        <w:t xml:space="preserve"> </w:t>
+      </w:r>
+      <w:r>
+        <w:rPr>
+          <w:b/>
+          <w:bCs/>
+        </w:rPr>
+        <w:t xml:space="preserve">sustituyen los roles perdidos</w:t>
+      </w:r>
+      <w:r>
+        <w:t xml:space="preserve">.</w:t>
+      </w:r>
+    </w:p>
+    <w:p>
+      <w:pPr>
+        <w:pStyle w:val="FirstParagraph"/>
+      </w:pPr>
+      <w:r>
+        <w:rPr>
+          <w:b/>
+          <w:bCs/>
+        </w:rPr>
+        <w:t xml:space="preserve">Modelos de equilibrio</w:t>
+      </w:r>
+      <w:r>
+        <w:t xml:space="preserve"> </w:t>
+      </w:r>
+      <w:r>
+        <w:t xml:space="preserve">(diapositivas 28-29; pp. 447-449): el envejecimiento perdió parte de su carácter normativo, por los avances en salud y condición física y por las variaciones en la jubilación.</w:t>
+      </w:r>
+    </w:p>
+    <w:p>
+      <w:pPr>
+        <w:pStyle w:val="Compact"/>
+        <w:numPr>
+          <w:ilvl w:val="0"/>
+          <w:numId w:val="1011"/>
+        </w:numPr>
+      </w:pPr>
+      <w:r>
+        <w:rPr>
+          <w:b/>
+          <w:bCs/>
+        </w:rPr>
+        <w:t xml:space="preserve">Teoría de la continuidad (Atchley):</w:t>
+      </w:r>
+      <w:r>
+        <w:t xml:space="preserve"> </w:t>
+      </w:r>
+      <w:r>
+        <w:t xml:space="preserve">envejecer bien es mantener la</w:t>
+      </w:r>
+      <w:r>
+        <w:t xml:space="preserve"> </w:t>
+      </w:r>
+      <w:r>
+        <w:rPr>
+          <w:b/>
+          <w:bCs/>
+        </w:rPr>
+        <w:t xml:space="preserve">continuidad con el pasado</w:t>
+      </w:r>
+      <w:r>
+        <w:t xml:space="preserve">, en las</w:t>
+      </w:r>
+      <w:r>
+        <w:t xml:space="preserve"> </w:t>
+      </w:r>
+      <w:r>
+        <w:rPr>
+          <w:b/>
+          <w:bCs/>
+        </w:rPr>
+        <w:t xml:space="preserve">estructuras internas</w:t>
+      </w:r>
+      <w:r>
+        <w:t xml:space="preserve"> </w:t>
+      </w:r>
+      <w:r>
+        <w:t xml:space="preserve">(conocimiento, autoestima, sentido de historia personal) y</w:t>
+      </w:r>
+      <w:r>
+        <w:t xml:space="preserve"> </w:t>
+      </w:r>
+      <w:r>
+        <w:rPr>
+          <w:b/>
+          <w:bCs/>
+        </w:rPr>
+        <w:t xml:space="preserve">externas</w:t>
+      </w:r>
+      <w:r>
+        <w:t xml:space="preserve"> </w:t>
+      </w:r>
+      <w:r>
+        <w:t xml:space="preserve">(roles, relaciones, actividades, apoyo social, ambiente físico). La actividad importa no por sí misma, sino</w:t>
+      </w:r>
+      <w:r>
+        <w:t xml:space="preserve"> </w:t>
+      </w:r>
+      <w:r>
+        <w:rPr>
+          <w:b/>
+          <w:bCs/>
+        </w:rPr>
+        <w:t xml:space="preserve">en la medida en que continúa el estilo de vida</w:t>
+      </w:r>
+      <w:r>
+        <w:t xml:space="preserve"> </w:t>
+      </w:r>
+      <w:r>
+        <w:t xml:space="preserve">previo.</w:t>
+      </w:r>
+    </w:p>
+    <w:p>
+      <w:pPr>
+        <w:pStyle w:val="Compact"/>
+        <w:numPr>
+          <w:ilvl w:val="0"/>
+          <w:numId w:val="1011"/>
+        </w:numPr>
+      </w:pPr>
+      <w:r>
+        <w:rPr>
+          <w:b/>
+          <w:bCs/>
+        </w:rPr>
+        <w:t xml:space="preserve">Estilos de identidad (Whitbourne):</w:t>
+      </w:r>
+      <w:r>
+        <w:t xml:space="preserve"> </w:t>
+      </w:r>
+      <w:r>
+        <w:t xml:space="preserve">las personas enfrentan el envejecimiento como enfrentaron retos anteriores; los cambios físicos, mentales y emocionales pueden desestabilizar el autoconcepto y deben</w:t>
+      </w:r>
+      <w:r>
+        <w:t xml:space="preserve"> </w:t>
+      </w:r>
+      <w:r>
+        <w:rPr>
+          <w:b/>
+          <w:bCs/>
+        </w:rPr>
+        <w:t xml:space="preserve">asimilarse, acomodarse o ambas</w:t>
+      </w:r>
+      <w:r>
+        <w:t xml:space="preserve">: lo saludable es el</w:t>
+      </w:r>
+      <w:r>
+        <w:t xml:space="preserve"> </w:t>
+      </w:r>
+      <w:r>
+        <w:rPr>
+          <w:b/>
+          <w:bCs/>
+        </w:rPr>
+        <w:t xml:space="preserve">equilibrio</w:t>
+      </w:r>
+      <w:r>
+        <w:t xml:space="preserve"> </w:t>
+      </w:r>
+      <w:r>
+        <w:t xml:space="preserve">entre asimilación y acomodación (→ C21 §4).</w:t>
+      </w:r>
+    </w:p>
+    <w:p>
+      <w:pPr>
+        <w:pStyle w:val="RecuadroEsqueleto"/>
+      </w:pPr>
+      <w:r>
+        <w:rPr>
+          <w:b/>
+          <w:bCs/>
+        </w:rPr>
+        <w:t xml:space="preserve">Esqueleto de la respuesta:</w:t>
+      </w:r>
+    </w:p>
+    <w:p>
+      <w:pPr>
+        <w:pStyle w:val="RecuadroEsqueleto"/>
+      </w:pPr>
+      <w:r>
+        <w:t xml:space="preserve">1. </w:t>
+      </w:r>
+      <w:r>
+        <w:rPr>
+          <w:b/>
+          <w:bCs/>
+        </w:rPr>
+        <w:t xml:space="preserve">Tesis:</w:t>
+      </w:r>
+      <w:r>
+        <w:t xml:space="preserve"> </w:t>
+      </w:r>
+      <w:r>
+        <w:t xml:space="preserve">el envejecimiento exitoso cambió el foco de la pérdida a lo que se puede sostener, pero recibe críticas.</w:t>
+      </w:r>
+    </w:p>
+    <w:p>
+      <w:pPr>
+        <w:pStyle w:val="RecuadroEsqueleto"/>
+      </w:pPr>
+      <w:r>
+        <w:t xml:space="preserve">2. </w:t>
+      </w:r>
+      <w:r>
+        <w:rPr>
+          <w:b/>
+          <w:bCs/>
+        </w:rPr>
+        <w:t xml:space="preserve">MacArthur:</w:t>
+      </w:r>
+      <w:r>
+        <w:t xml:space="preserve"> </w:t>
+      </w:r>
+      <w:r>
+        <w:t xml:space="preserve">tres componentes (Papalia et al., 2009b, p. 444).</w:t>
+      </w:r>
+    </w:p>
+    <w:p>
+      <w:pPr>
+        <w:pStyle w:val="RecuadroEsqueleto"/>
+      </w:pPr>
+      <w:r>
+        <w:t xml:space="preserve">3. </w:t>
+      </w:r>
+      <w:r>
+        <w:rPr>
+          <w:b/>
+          <w:bCs/>
+        </w:rPr>
+        <w:t xml:space="preserve">Críticas:</w:t>
+      </w:r>
+      <w:r>
+        <w:t xml:space="preserve"> </w:t>
+      </w:r>
+      <w:r>
+        <w:t xml:space="preserve">presión, estilos de vida, genética, escolaridad, nivel socioeconómico (pp. 444-445).</w:t>
+      </w:r>
+    </w:p>
+    <w:p>
+      <w:pPr>
+        <w:pStyle w:val="RecuadroEsqueleto"/>
+      </w:pPr>
+      <w:r>
+        <w:t xml:space="preserve">4. </w:t>
+      </w:r>
+      <w:r>
+        <w:rPr>
+          <w:b/>
+          <w:bCs/>
+        </w:rPr>
+        <w:t xml:space="preserve">Normativos:</w:t>
+      </w:r>
+      <w:r>
+        <w:t xml:space="preserve"> </w:t>
+      </w:r>
+      <w:r>
+        <w:t xml:space="preserve">Peck; desvinculación vs. actividad (pp. 445-447).</w:t>
+      </w:r>
+    </w:p>
+    <w:p>
+      <w:pPr>
+        <w:pStyle w:val="RecuadroEsqueleto"/>
+      </w:pPr>
+      <w:r>
+        <w:t xml:space="preserve">5. </w:t>
+      </w:r>
+      <w:r>
+        <w:rPr>
+          <w:b/>
+          <w:bCs/>
+        </w:rPr>
+        <w:t xml:space="preserve">Equilibrio:</w:t>
+      </w:r>
+      <w:r>
+        <w:t xml:space="preserve"> </w:t>
+      </w:r>
+      <w:r>
+        <w:t xml:space="preserve">continuidad (Atchley) y Whitbourne (pp. 447-449).</w:t>
+      </w:r>
+    </w:p>
+    <w:p>
+      <w:pPr>
+        <w:pStyle w:val="RecuadroAtencion"/>
+      </w:pPr>
+      <w:r>
+        <w:t xml:space="preserve">⚠</w:t>
+      </w:r>
+      <w:r>
+        <w:t xml:space="preserve"> </w:t>
+      </w:r>
+      <w:r>
+        <w:rPr>
+          <w:b/>
+          <w:bCs/>
+        </w:rPr>
+        <w:t xml:space="preserve">No confundir:</w:t>
       </w:r>
       <w:r>
         <w:t xml:space="preserve"> </w:t>
@@ -2260,43 +3556,29 @@
           <w:i/>
           <w:iCs/>
         </w:rPr>
-        <w:t xml:space="preserve">Compará el modelo ambiental con el de valoración cognitiva.</w:t>
-      </w:r>
-    </w:p>
-    <w:p>
-      <w:pPr>
-        <w:pStyle w:val="BodyText"/>
-      </w:pPr>
+        <w:t xml:space="preserve">desvinculación</w:t>
+      </w:r>
+      <w:r>
+        <w:t xml:space="preserve"> </w:t>
+      </w:r>
+      <w:r>
+        <w:t xml:space="preserve">(retiro gradual de los roles),</w:t>
+      </w:r>
+      <w:r>
+        <w:t xml:space="preserve"> </w:t>
+      </w:r>
       <w:r>
         <w:rPr>
           <w:i/>
           <w:iCs/>
         </w:rPr>
-        <w:t xml:space="preserve">Respuesta modelo:</w:t>
-      </w:r>
-      <w:r>
-        <w:t xml:space="preserve"> </w:t>
-      </w:r>
-      <w:r>
-        <w:t xml:space="preserve">El modelo ambiental (Holmes y Rahe) es mecanicista: el tamaño y la frecuencia de los cambios determinan el afrontamiento, por lo que ignora cómo la persona interpreta el evento y sus diferencias individuales. El de valoración cognitiva (Lazarus y Folkman) es contextual y dinámico: la persona valora la situación y sus recursos, elige una estrategia (enfocada en el problema o en la emoción), evalúa el resultado y, si no funciona, revalora. Para este modelo ninguna estrategia es buena o mala en sí (Papalia et al., 2009b, pp. 435-439).</w:t>
-      </w:r>
-    </w:p>
-    <w:bookmarkEnd w:id="14"/>
-    <w:bookmarkStart w:id="15" w:name="referencias"/>
-    <w:p>
-      <w:pPr>
-        <w:pStyle w:val="Heading2"/>
-      </w:pPr>
-      <w:r>
-        <w:t xml:space="preserve">Referencias</w:t>
-      </w:r>
-    </w:p>
-    <w:p>
-      <w:pPr>
-        <w:pStyle w:val="FirstParagraph"/>
-      </w:pPr>
-      <w:r>
-        <w:t xml:space="preserve">Papalia, D. E., Sterns, H. L., Feldman, R. D., &amp; Camp, C. J. (2009b). Salud mental, afrontamiento y adaptación al envejecimiento. En</w:t>
+        <w:t xml:space="preserve">actividad</w:t>
+      </w:r>
+      <w:r>
+        <w:t xml:space="preserve"> </w:t>
+      </w:r>
+      <w:r>
+        <w:t xml:space="preserve">(más actividad, mejor; sustituir roles) y</w:t>
       </w:r>
       <w:r>
         <w:t xml:space="preserve"> </w:t>
@@ -2306,6 +3588,662 @@
           <w:i/>
           <w:iCs/>
         </w:rPr>
+        <w:t xml:space="preserve">continuidad</w:t>
+      </w:r>
+      <w:r>
+        <w:t xml:space="preserve"> </w:t>
+      </w:r>
+      <w:r>
+        <w:t xml:space="preserve">(la actividad importa si continúa el estilo de vida previo) (Cátedra de Psicología Evolutiva, 2026h, diapositivas 27-28).</w:t>
+      </w:r>
+    </w:p>
+    <w:p>
+      <w:r>
+        <w:pict>
+          <v:rect style="width:0;height:1.5pt" o:hralign="center" o:hrstd="t" o:hr="t"/>
+        </w:pict>
+      </w:r>
+    </w:p>
+    <w:bookmarkEnd w:id="13"/>
+    <w:bookmarkStart w:id="14" w:name="patrones-de-comportamiento-destructivo"/>
+    <w:p>
+      <w:pPr>
+        <w:pStyle w:val="Heading2"/>
+      </w:pPr>
+      <w:r>
+        <w:t xml:space="preserve">5. Patrones de comportamiento destructivo</w:t>
+      </w:r>
+    </w:p>
+    <w:p>
+      <w:pPr>
+        <w:pStyle w:val="FirstParagraph"/>
+      </w:pPr>
+      <w:r>
+        <w:t xml:space="preserve">(Cátedra de Psicología Evolutiva, 2026h, diapositivas 31-32; Papalia et al., 2009b, pp. 450-460.)</w:t>
+      </w:r>
+    </w:p>
+    <w:p>
+      <w:pPr>
+        <w:pStyle w:val="Compact"/>
+        <w:numPr>
+          <w:ilvl w:val="0"/>
+          <w:numId w:val="1012"/>
+        </w:numPr>
+      </w:pPr>
+      <w:r>
+        <w:rPr>
+          <w:b/>
+          <w:bCs/>
+        </w:rPr>
+        <w:t xml:space="preserve">Trastornos por sustancias:</w:t>
+      </w:r>
+      <w:r>
+        <w:t xml:space="preserve"> </w:t>
+      </w:r>
+      <w:r>
+        <w:t xml:space="preserve">entre los ancianos el problema suele</w:t>
+      </w:r>
+      <w:r>
+        <w:t xml:space="preserve"> </w:t>
+      </w:r>
+      <w:r>
+        <w:rPr>
+          <w:b/>
+          <w:bCs/>
+        </w:rPr>
+        <w:t xml:space="preserve">subestimarse</w:t>
+      </w:r>
+      <w:r>
+        <w:t xml:space="preserve">: muchos viven solos o tienen pocos contactos sociales, así que puede pasar sin detectarse, y a veces la familia ignora o encubre el abuso (p. 450).</w:t>
+      </w:r>
+    </w:p>
+    <w:p>
+      <w:pPr>
+        <w:pStyle w:val="Compact"/>
+        <w:numPr>
+          <w:ilvl w:val="0"/>
+          <w:numId w:val="1012"/>
+        </w:numPr>
+      </w:pPr>
+      <w:r>
+        <w:rPr>
+          <w:b/>
+          <w:bCs/>
+        </w:rPr>
+        <w:t xml:space="preserve">Violencia del compañero íntimo en la vejez:</w:t>
+      </w:r>
+      <w:r>
+        <w:t xml:space="preserve"> </w:t>
+      </w:r>
+      <w:r>
+        <w:t xml:space="preserve">a una esposa anciana que sufre abuso la retienen en la relación los valores y normas sobre los roles femeninos de otra época y la falta de educación o de preparación para independizarse económicamente (p. 456).</w:t>
+      </w:r>
+    </w:p>
+    <w:p>
+      <w:pPr>
+        <w:pStyle w:val="Compact"/>
+        <w:numPr>
+          <w:ilvl w:val="0"/>
+          <w:numId w:val="1012"/>
+        </w:numPr>
+      </w:pPr>
+      <w:r>
+        <w:rPr>
+          <w:b/>
+          <w:bCs/>
+        </w:rPr>
+        <w:t xml:space="preserve">Abuso de ancianos:</w:t>
+      </w:r>
+      <w:r>
+        <w:t xml:space="preserve"> </w:t>
+      </w:r>
+      <w:r>
+        <w:t xml:space="preserve">la forma más común es la</w:t>
+      </w:r>
+      <w:r>
+        <w:t xml:space="preserve"> </w:t>
+      </w:r>
+      <w:r>
+        <w:rPr>
+          <w:b/>
+          <w:bCs/>
+        </w:rPr>
+        <w:t xml:space="preserve">negligencia</w:t>
+      </w:r>
+      <w:r>
+        <w:t xml:space="preserve">, seguida del</w:t>
+      </w:r>
+      <w:r>
+        <w:t xml:space="preserve"> </w:t>
+      </w:r>
+      <w:r>
+        <w:rPr>
+          <w:b/>
+          <w:bCs/>
+        </w:rPr>
+        <w:t xml:space="preserve">abuso psicológico</w:t>
+      </w:r>
+      <w:r>
+        <w:t xml:space="preserve">, la</w:t>
+      </w:r>
+      <w:r>
+        <w:t xml:space="preserve"> </w:t>
+      </w:r>
+      <w:r>
+        <w:rPr>
+          <w:b/>
+          <w:bCs/>
+        </w:rPr>
+        <w:t xml:space="preserve">explotación financiera</w:t>
+      </w:r>
+      <w:r>
+        <w:t xml:space="preserve"> </w:t>
+      </w:r>
+      <w:r>
+        <w:t xml:space="preserve">y el</w:t>
+      </w:r>
+      <w:r>
+        <w:t xml:space="preserve"> </w:t>
+      </w:r>
+      <w:r>
+        <w:rPr>
+          <w:b/>
+          <w:bCs/>
+        </w:rPr>
+        <w:t xml:space="preserve">abuso físico</w:t>
+      </w:r>
+      <w:r>
+        <w:t xml:space="preserve">. Los más vulnerables son las</w:t>
+      </w:r>
+      <w:r>
+        <w:t xml:space="preserve"> </w:t>
+      </w:r>
+      <w:r>
+        <w:rPr>
+          <w:b/>
+          <w:bCs/>
+        </w:rPr>
+        <w:t xml:space="preserve">mujeres</w:t>
+      </w:r>
+      <w:r>
+        <w:t xml:space="preserve">, las personas con</w:t>
+      </w:r>
+      <w:r>
+        <w:t xml:space="preserve"> </w:t>
+      </w:r>
+      <w:r>
+        <w:rPr>
+          <w:b/>
+          <w:bCs/>
+        </w:rPr>
+        <w:t xml:space="preserve">demencia o depresión</w:t>
+      </w:r>
+      <w:r>
+        <w:t xml:space="preserve"> </w:t>
+      </w:r>
+      <w:r>
+        <w:t xml:space="preserve">y con</w:t>
+      </w:r>
+      <w:r>
+        <w:t xml:space="preserve"> </w:t>
+      </w:r>
+      <w:r>
+        <w:rPr>
+          <w:b/>
+          <w:bCs/>
+        </w:rPr>
+        <w:t xml:space="preserve">discapacidades físicas</w:t>
+      </w:r>
+      <w:r>
+        <w:t xml:space="preserve"> </w:t>
+      </w:r>
+      <w:r>
+        <w:t xml:space="preserve">(p. 458).</w:t>
+      </w:r>
+    </w:p>
+    <w:p>
+      <w:pPr>
+        <w:pStyle w:val="RecuadroAtencion"/>
+      </w:pPr>
+      <w:r>
+        <w:t xml:space="preserve">⚠</w:t>
+      </w:r>
+      <w:r>
+        <w:t xml:space="preserve"> </w:t>
+      </w:r>
+      <w:r>
+        <w:rPr>
+          <w:b/>
+          <w:bCs/>
+        </w:rPr>
+        <w:t xml:space="preserve">No confundir:</w:t>
+      </w:r>
+      <w:r>
+        <w:t xml:space="preserve"> </w:t>
+      </w:r>
+      <w:r>
+        <w:rPr>
+          <w:i/>
+          <w:iCs/>
+        </w:rPr>
+        <w:t xml:space="preserve">abuso</w:t>
+      </w:r>
+      <w:r>
+        <w:t xml:space="preserve"> </w:t>
+      </w:r>
+      <w:r>
+        <w:t xml:space="preserve">(daño activo: psicológico, financiero, físico) con</w:t>
+      </w:r>
+      <w:r>
+        <w:t xml:space="preserve"> </w:t>
+      </w:r>
+      <w:r>
+        <w:rPr>
+          <w:i/>
+          <w:iCs/>
+        </w:rPr>
+        <w:t xml:space="preserve">negligencia</w:t>
+      </w:r>
+      <w:r>
+        <w:t xml:space="preserve"> </w:t>
+      </w:r>
+      <w:r>
+        <w:t xml:space="preserve">(no atender las necesidades de quien depende de uno), que es la forma más común en los ancianos (Papalia et al., 2009b, pp. 457-458).</w:t>
+      </w:r>
+    </w:p>
+    <w:p>
+      <w:r>
+        <w:pict>
+          <v:rect style="width:0;height:1.5pt" o:hralign="center" o:hrstd="t" o:hr="t"/>
+        </w:pict>
+      </w:r>
+    </w:p>
+    <w:bookmarkEnd w:id="14"/>
+    <w:bookmarkStart w:id="15" w:name="actividad-de-clase-zonas-azules"/>
+    <w:p>
+      <w:pPr>
+        <w:pStyle w:val="Heading2"/>
+      </w:pPr>
+      <w:r>
+        <w:t xml:space="preserve">6. Actividad de clase: Zonas Azules</w:t>
+      </w:r>
+    </w:p>
+    <w:p>
+      <w:pPr>
+        <w:pStyle w:val="FirstParagraph"/>
+      </w:pPr>
+      <w:r>
+        <w:t xml:space="preserve">La cátedra propuso investigar las</w:t>
+      </w:r>
+      <w:r>
+        <w:t xml:space="preserve"> </w:t>
+      </w:r>
+      <w:r>
+        <w:rPr>
+          <w:b/>
+          <w:bCs/>
+        </w:rPr>
+        <w:t xml:space="preserve">Zonas Azules</w:t>
+      </w:r>
+      <w:r>
+        <w:t xml:space="preserve">, lugares del mundo donde las personas viven más años con buena calidad de vida, y responder (Cátedra de Psicología Evolutiva, 2026h, diapositivas 33-34):</w:t>
+      </w:r>
+    </w:p>
+    <w:p>
+      <w:pPr>
+        <w:pStyle w:val="Compact"/>
+        <w:numPr>
+          <w:ilvl w:val="0"/>
+          <w:numId w:val="1013"/>
+        </w:numPr>
+      </w:pPr>
+      <w:r>
+        <w:t xml:space="preserve">¿Qué factores podrían relacionarse con el envejecimiento exitoso de esas poblaciones?</w:t>
+      </w:r>
+    </w:p>
+    <w:p>
+      <w:pPr>
+        <w:pStyle w:val="Compact"/>
+        <w:numPr>
+          <w:ilvl w:val="0"/>
+          <w:numId w:val="1013"/>
+        </w:numPr>
+      </w:pPr>
+      <w:r>
+        <w:t xml:space="preserve">¿Cómo se relacionan esos hallazgos con los conceptos de</w:t>
+      </w:r>
+      <w:r>
+        <w:t xml:space="preserve"> </w:t>
+      </w:r>
+      <w:r>
+        <w:rPr>
+          <w:b/>
+          <w:bCs/>
+        </w:rPr>
+        <w:t xml:space="preserve">salud mental</w:t>
+      </w:r>
+      <w:r>
+        <w:t xml:space="preserve"> </w:t>
+      </w:r>
+      <w:r>
+        <w:t xml:space="preserve">y</w:t>
+      </w:r>
+      <w:r>
+        <w:t xml:space="preserve"> </w:t>
+      </w:r>
+      <w:r>
+        <w:rPr>
+          <w:b/>
+          <w:bCs/>
+        </w:rPr>
+        <w:t xml:space="preserve">afrontamiento</w:t>
+      </w:r>
+      <w:r>
+        <w:t xml:space="preserve"> </w:t>
+      </w:r>
+      <w:r>
+        <w:t xml:space="preserve">vistos en clase?</w:t>
+      </w:r>
+    </w:p>
+    <w:p>
+      <w:pPr>
+        <w:pStyle w:val="Compact"/>
+        <w:numPr>
+          <w:ilvl w:val="0"/>
+          <w:numId w:val="1013"/>
+        </w:numPr>
+      </w:pPr>
+      <w:r>
+        <w:t xml:space="preserve">¿Desde qué</w:t>
+      </w:r>
+      <w:r>
+        <w:t xml:space="preserve"> </w:t>
+      </w:r>
+      <w:r>
+        <w:rPr>
+          <w:b/>
+          <w:bCs/>
+        </w:rPr>
+        <w:t xml:space="preserve">modelo de envejecimiento exitoso</w:t>
+      </w:r>
+      <w:r>
+        <w:t xml:space="preserve"> </w:t>
+      </w:r>
+      <w:r>
+        <w:t xml:space="preserve">pueden interpretarse?</w:t>
+      </w:r>
+    </w:p>
+    <w:p>
+      <w:pPr>
+        <w:pStyle w:val="FirstParagraph"/>
+      </w:pPr>
+      <w:r>
+        <w:rPr>
+          <w:b/>
+          <w:bCs/>
+        </w:rPr>
+        <w:t xml:space="preserve">Para responder</w:t>
+      </w:r>
+      <w:r>
+        <w:t xml:space="preserve"> </w:t>
+      </w:r>
+      <w:r>
+        <w:t xml:space="preserve">con los conceptos de la clase: los factores de la salud mental (salud física, apoyo social, eventos vitales; §1), las estrategias de los mayores (religión, mantenerse ocupado, apoyo familiar; §3) y los modelos de §4. La teoría de la</w:t>
+      </w:r>
+      <w:r>
+        <w:t xml:space="preserve"> </w:t>
+      </w:r>
+      <w:r>
+        <w:rPr>
+          <w:b/>
+          <w:bCs/>
+        </w:rPr>
+        <w:t xml:space="preserve">actividad</w:t>
+      </w:r>
+      <w:r>
+        <w:t xml:space="preserve"> </w:t>
+      </w:r>
+      <w:r>
+        <w:t xml:space="preserve">y la de la</w:t>
+      </w:r>
+      <w:r>
+        <w:t xml:space="preserve"> </w:t>
+      </w:r>
+      <w:r>
+        <w:rPr>
+          <w:b/>
+          <w:bCs/>
+        </w:rPr>
+        <w:t xml:space="preserve">continuidad</w:t>
+      </w:r>
+      <w:r>
+        <w:t xml:space="preserve"> </w:t>
+      </w:r>
+      <w:r>
+        <w:t xml:space="preserve">son las candidatas naturales; justificá cuál según lo que encuentres.</w:t>
+      </w:r>
+    </w:p>
+    <w:p>
+      <w:r>
+        <w:pict>
+          <v:rect style="width:0;height:1.5pt" o:hralign="center" o:hrstd="t" o:hr="t"/>
+        </w:pict>
+      </w:r>
+    </w:p>
+    <w:bookmarkEnd w:id="15"/>
+    <w:bookmarkStart w:id="16" w:name="para-rendir-formato-del-parcial"/>
+    <w:p>
+      <w:pPr>
+        <w:pStyle w:val="Heading2"/>
+      </w:pPr>
+      <w:r>
+        <w:t xml:space="preserve">Para rendir (formato del parcial)</w:t>
+      </w:r>
+    </w:p>
+    <w:p>
+      <w:pPr>
+        <w:pStyle w:val="FirstParagraph"/>
+      </w:pPr>
+      <w:r>
+        <w:rPr>
+          <w:b/>
+          <w:bCs/>
+        </w:rPr>
+        <w:t xml:space="preserve">1) Opción múltiple.</w:t>
+      </w:r>
+      <w:r>
+        <w:t xml:space="preserve"> </w:t>
+      </w:r>
+      <w:r>
+        <w:t xml:space="preserve">Holmes y Rahe asignaron unidades de cambio de vida a los eventos. Su modelo se critica porque: (a) da a la persona un rol demasiado activo; (b)</w:t>
+      </w:r>
+      <w:r>
+        <w:t xml:space="preserve"> </w:t>
+      </w:r>
+      <w:r>
+        <w:rPr>
+          <w:b/>
+          <w:bCs/>
+        </w:rPr>
+        <w:t xml:space="preserve">no considera cómo cada persona interpreta el evento</w:t>
+      </w:r>
+      <w:r>
+        <w:t xml:space="preserve">; (c) se basa en estudios con animales; (d) solo estudia eventos positivos. —</w:t>
+      </w:r>
+      <w:r>
+        <w:t xml:space="preserve"> </w:t>
+      </w:r>
+      <w:r>
+        <w:rPr>
+          <w:i/>
+          <w:iCs/>
+        </w:rPr>
+        <w:t xml:space="preserve">Respuesta: b.</w:t>
+      </w:r>
+      <w:r>
+        <w:t xml:space="preserve"> </w:t>
+      </w:r>
+      <w:r>
+        <w:t xml:space="preserve">También ignora el momento del evento, la falta de cambio y las tensiones cotidianas (Cátedra de Psicología Evolutiva, 2026h, diapositiva 10).</w:t>
+      </w:r>
+    </w:p>
+    <w:p>
+      <w:pPr>
+        <w:pStyle w:val="BodyText"/>
+      </w:pPr>
+      <w:r>
+        <w:rPr>
+          <w:b/>
+          <w:bCs/>
+        </w:rPr>
+        <w:t xml:space="preserve">2) Verdadero o falso.</w:t>
+      </w:r>
+      <w:r>
+        <w:t xml:space="preserve"> </w:t>
+      </w:r>
+      <w:r>
+        <w:t xml:space="preserve">«El deterioro de la salud mental es típico de la vejez.» —</w:t>
+      </w:r>
+      <w:r>
+        <w:t xml:space="preserve"> </w:t>
+      </w:r>
+      <w:r>
+        <w:rPr>
+          <w:i/>
+          <w:iCs/>
+        </w:rPr>
+        <w:t xml:space="preserve">Falso.</w:t>
+      </w:r>
+      <w:r>
+        <w:t xml:space="preserve"> </w:t>
+      </w:r>
+      <w:r>
+        <w:t xml:space="preserve">La enfermedad mental es menos común en los ancianos que en los adultos jóvenes y la salud mental tiende a mejorar con la edad (Papalia et al., 2009b, p. 461).</w:t>
+      </w:r>
+    </w:p>
+    <w:p>
+      <w:pPr>
+        <w:pStyle w:val="BodyText"/>
+      </w:pPr>
+      <w:r>
+        <w:rPr>
+          <w:b/>
+          <w:bCs/>
+        </w:rPr>
+        <w:t xml:space="preserve">3) Verdadero o falso.</w:t>
+      </w:r>
+      <w:r>
+        <w:t xml:space="preserve"> </w:t>
+      </w:r>
+      <w:r>
+        <w:t xml:space="preserve">«Para la teoría de la continuidad, cuanta más actividad, mejor envejecimiento.» —</w:t>
+      </w:r>
+      <w:r>
+        <w:t xml:space="preserve"> </w:t>
+      </w:r>
+      <w:r>
+        <w:rPr>
+          <w:i/>
+          <w:iCs/>
+        </w:rPr>
+        <w:t xml:space="preserve">Falso.</w:t>
+      </w:r>
+      <w:r>
+        <w:t xml:space="preserve"> </w:t>
+      </w:r>
+      <w:r>
+        <w:t xml:space="preserve">Eso afirma la teoría de la actividad; para la continuidad, la actividad importa en la medida en que continúa el estilo de vida previo (pp. 447-448).</w:t>
+      </w:r>
+    </w:p>
+    <w:p>
+      <w:pPr>
+        <w:pStyle w:val="BodyText"/>
+      </w:pPr>
+      <w:r>
+        <w:rPr>
+          <w:b/>
+          <w:bCs/>
+        </w:rPr>
+        <w:t xml:space="preserve">4) Pregunta abierta (máx. 7 renglones).</w:t>
+      </w:r>
+      <w:r>
+        <w:t xml:space="preserve"> </w:t>
+      </w:r>
+      <w:r>
+        <w:rPr>
+          <w:i/>
+          <w:iCs/>
+        </w:rPr>
+        <w:t xml:space="preserve">Explicá el modelo de valoración cognitiva y por qué los adultos mayores usan más estrategias enfocadas en la emoción.</w:t>
+      </w:r>
+    </w:p>
+    <w:p>
+      <w:pPr>
+        <w:pStyle w:val="BodyText"/>
+      </w:pPr>
+      <w:r>
+        <w:rPr>
+          <w:i/>
+          <w:iCs/>
+        </w:rPr>
+        <w:t xml:space="preserve">Respuesta modelo:</w:t>
+      </w:r>
+      <w:r>
+        <w:t xml:space="preserve"> </w:t>
+      </w:r>
+      <w:r>
+        <w:t xml:space="preserve">Para Lazarus y Folkman, el afrontamiento es un proceso dinámico que aparece cuando la persona percibe una exigencia que supera sus recursos: valora la situación, sus recursos y sus restricciones, elige una estrategia y la revisa si no funciona. Puede enfocarse en el problema (eliminar o mejorar lo que estresa) o en la emoción (manejar la respuesta emocional), y ninguna es buena o mala en sí. Los mayores usan más las centradas en la emoción porque regulan mejor sus emociones y muchas veces enfrentan situaciones que no se pueden cambiar; la religión es una de las más frecuentes (Papalia et al., 2009b, pp. 438-441).</w:t>
+      </w:r>
+    </w:p>
+    <w:bookmarkEnd w:id="16"/>
+    <w:bookmarkStart w:id="17" w:name="referencias"/>
+    <w:p>
+      <w:pPr>
+        <w:pStyle w:val="Heading2"/>
+      </w:pPr>
+      <w:r>
+        <w:t xml:space="preserve">Referencias</w:t>
+      </w:r>
+    </w:p>
+    <w:p>
+      <w:pPr>
+        <w:pStyle w:val="FirstParagraph"/>
+      </w:pPr>
+      <w:r>
+        <w:t xml:space="preserve">Cátedra de Psicología Evolutiva. (2026h).</w:t>
+      </w:r>
+      <w:r>
+        <w:t xml:space="preserve"> </w:t>
+      </w:r>
+      <w:r>
+        <w:rPr>
+          <w:i/>
+          <w:iCs/>
+        </w:rPr>
+        <w:t xml:space="preserve">Salud mental, afrontamiento y adaptación al envejecimiento</w:t>
+      </w:r>
+      <w:r>
+        <w:t xml:space="preserve"> </w:t>
+      </w:r>
+      <w:r>
+        <w:t xml:space="preserve">[Diapositivas de clase, unidad 10]. Universidad Favaloro.</w:t>
+      </w:r>
+    </w:p>
+    <w:p>
+      <w:pPr>
+        <w:pStyle w:val="BodyText"/>
+      </w:pPr>
+      <w:r>
+        <w:t xml:space="preserve">Papalia, D. E., Sterns, H. L., Feldman, R. D., &amp; Camp, C. J. (2009b). Salud mental, afrontamiento y adaptación al envejecimiento. En</w:t>
+      </w:r>
+      <w:r>
+        <w:t xml:space="preserve"> </w:t>
+      </w:r>
+      <w:r>
+        <w:rPr>
+          <w:i/>
+          <w:iCs/>
+        </w:rPr>
         <w:t xml:space="preserve">Desarrollo del adulto y vejez</w:t>
       </w:r>
       <w:r>
@@ -2315,8 +4253,8 @@
         <w:t xml:space="preserve">(cap. 12, pp. 431-475). McGraw Hill Interamericana.</w:t>
       </w:r>
     </w:p>
-    <w:bookmarkEnd w:id="15"/>
-    <w:bookmarkEnd w:id="16"/>
+    <w:bookmarkEnd w:id="17"/>
+    <w:bookmarkEnd w:id="18"/>
     <w:sectPr>
       <w:headerReference r:id="rIdHdr1" w:type="default"/>
       <w:footerReference r:id="rIdFtr1" w:type="default"/>
@@ -2400,7 +4338,7 @@
       <w:pStyle w:val="EncabezadoGuia"/>
     </w:pPr>
     <w:r>
-      <w:t xml:space="preserve">C22 — Afrontamiento y comportamientos destructivos · Versión de cursada</w:t>
+      <w:t xml:space="preserve">C22 — Salud mental, afrontamiento y adaptación al envejecimiento · Versión de cursada</w:t>
     </w:r>
   </w:p>
 </w:hdr>
@@ -2587,6 +4525,91 @@
       </w:rPr>
     </w:lvl>
   </w:abstractNum>
+  <w:abstractNum w:abstractNumId="99411">
+    <w:nsid w:val="00A99411"/>
+    <w:multiLevelType w:val="multilevel"/>
+    <w:lvl w:ilvl="0">
+      <w:start w:val="1"/>
+      <w:numFmt w:val="decimal"/>
+      <w:lvlText w:val="%1."/>
+      <w:lvlJc w:val="left"/>
+      <w:pPr>
+        <w:ind w:left="720" w:hanging="360"/>
+      </w:pPr>
+    </w:lvl>
+    <w:lvl w:ilvl="1">
+      <w:start w:val="1"/>
+      <w:numFmt w:val="decimal"/>
+      <w:lvlText w:val="%2."/>
+      <w:lvlJc w:val="left"/>
+      <w:pPr>
+        <w:ind w:left="1440" w:hanging="360"/>
+      </w:pPr>
+    </w:lvl>
+    <w:lvl w:ilvl="2">
+      <w:start w:val="1"/>
+      <w:numFmt w:val="decimal"/>
+      <w:lvlText w:val="%3."/>
+      <w:lvlJc w:val="left"/>
+      <w:pPr>
+        <w:ind w:left="2160" w:hanging="360"/>
+      </w:pPr>
+    </w:lvl>
+    <w:lvl w:ilvl="3">
+      <w:start w:val="1"/>
+      <w:numFmt w:val="decimal"/>
+      <w:lvlText w:val="%4."/>
+      <w:lvlJc w:val="left"/>
+      <w:pPr>
+        <w:ind w:left="2880" w:hanging="360"/>
+      </w:pPr>
+    </w:lvl>
+    <w:lvl w:ilvl="4">
+      <w:start w:val="1"/>
+      <w:numFmt w:val="decimal"/>
+      <w:lvlText w:val="%5."/>
+      <w:lvlJc w:val="left"/>
+      <w:pPr>
+        <w:ind w:left="3600" w:hanging="360"/>
+      </w:pPr>
+    </w:lvl>
+    <w:lvl w:ilvl="5">
+      <w:start w:val="1"/>
+      <w:numFmt w:val="decimal"/>
+      <w:lvlText w:val="%6."/>
+      <w:lvlJc w:val="left"/>
+      <w:pPr>
+        <w:ind w:left="4320" w:hanging="360"/>
+      </w:pPr>
+    </w:lvl>
+    <w:lvl w:ilvl="6">
+      <w:start w:val="1"/>
+      <w:numFmt w:val="decimal"/>
+      <w:lvlText w:val="%7."/>
+      <w:lvlJc w:val="left"/>
+      <w:pPr>
+        <w:ind w:left="5040" w:hanging="360"/>
+      </w:pPr>
+    </w:lvl>
+    <w:lvl w:ilvl="7">
+      <w:start w:val="1"/>
+      <w:numFmt w:val="decimal"/>
+      <w:lvlText w:val="%8."/>
+      <w:lvlJc w:val="left"/>
+      <w:pPr>
+        <w:ind w:left="5760" w:hanging="360"/>
+      </w:pPr>
+    </w:lvl>
+    <w:lvl w:ilvl="8">
+      <w:start w:val="1"/>
+      <w:numFmt w:val="decimal"/>
+      <w:lvlText w:val="%9."/>
+      <w:lvlJc w:val="left"/>
+      <w:pPr>
+        <w:ind w:left="6480" w:hanging="360"/>
+      </w:pPr>
+    </w:lvl>
+  </w:abstractNum>
   <w:num w:numId="1000">
     <w:abstractNumId w:val="990"/>
   </w:num>
@@ -2594,6 +4617,66 @@
     <w:abstractNumId w:val="991"/>
   </w:num>
   <w:num w:numId="1002">
+    <w:abstractNumId w:val="991"/>
+  </w:num>
+  <w:num w:numId="1003">
+    <w:abstractNumId w:val="991"/>
+  </w:num>
+  <w:num w:numId="1004">
+    <w:abstractNumId w:val="991"/>
+  </w:num>
+  <w:num w:numId="1005">
+    <w:abstractNumId w:val="991"/>
+  </w:num>
+  <w:num w:numId="1006">
+    <w:abstractNumId w:val="991"/>
+  </w:num>
+  <w:num w:numId="1007">
+    <w:abstractNumId w:val="991"/>
+  </w:num>
+  <w:num w:numId="1008">
+    <w:abstractNumId w:val="99411"/>
+    <w:lvlOverride w:ilvl="0">
+      <w:startOverride w:val="1"/>
+    </w:lvlOverride>
+    <w:lvlOverride w:ilvl="1">
+      <w:startOverride w:val="1"/>
+    </w:lvlOverride>
+    <w:lvlOverride w:ilvl="2">
+      <w:startOverride w:val="1"/>
+    </w:lvlOverride>
+    <w:lvlOverride w:ilvl="3">
+      <w:startOverride w:val="1"/>
+    </w:lvlOverride>
+    <w:lvlOverride w:ilvl="4">
+      <w:startOverride w:val="1"/>
+    </w:lvlOverride>
+    <w:lvlOverride w:ilvl="5">
+      <w:startOverride w:val="1"/>
+    </w:lvlOverride>
+    <w:lvlOverride w:ilvl="6">
+      <w:startOverride w:val="1"/>
+    </w:lvlOverride>
+    <w:lvlOverride w:ilvl="7">
+      <w:startOverride w:val="1"/>
+    </w:lvlOverride>
+    <w:lvlOverride w:ilvl="8">
+      <w:startOverride w:val="1"/>
+    </w:lvlOverride>
+  </w:num>
+  <w:num w:numId="1009">
+    <w:abstractNumId w:val="991"/>
+  </w:num>
+  <w:num w:numId="1010">
+    <w:abstractNumId w:val="991"/>
+  </w:num>
+  <w:num w:numId="1011">
+    <w:abstractNumId w:val="991"/>
+  </w:num>
+  <w:num w:numId="1012">
+    <w:abstractNumId w:val="991"/>
+  </w:num>
+  <w:num w:numId="1013">
     <w:abstractNumId w:val="991"/>
   </w:num>
 </w:numbering>
